--- a/t04_s5.docx
+++ b/t04_s5.docx
@@ -3,2168 +3,1698 @@
 <w:document xmlns:wpc="http://schemas.microsoft.com/office/word/2010/wordprocessingCanvas" xmlns:mo="http://schemas.microsoft.com/office/mac/office/2008/main" xmlns:mc="http://schemas.openxmlformats.org/markup-compatibility/2006" xmlns:mv="urn:schemas-microsoft-com:mac:vml" xmlns:o="urn:schemas-microsoft-com:office:office" xmlns:r="http://schemas.openxmlformats.org/officeDocument/2006/relationships" xmlns:m="http://schemas.openxmlformats.org/officeDocument/2006/math" xmlns:v="urn:schemas-microsoft-com:vml" xmlns:wp14="http://schemas.microsoft.com/office/word/2010/wordprocessingDrawing" xmlns:wp="http://schemas.openxmlformats.org/drawingml/2006/wordprocessingDrawing" xmlns:w10="urn:schemas-microsoft-com:office:word" xmlns:w="http://schemas.openxmlformats.org/wordprocessingml/2006/main" xmlns:w14="http://schemas.microsoft.com/office/word/2010/wordml" xmlns:wpg="http://schemas.microsoft.com/office/word/2010/wordprocessingGroup" xmlns:wpi="http://schemas.microsoft.com/office/word/2010/wordprocessingInk" xmlns:wne="http://schemas.microsoft.com/office/word/2006/wordml" xmlns:wps="http://schemas.microsoft.com/office/word/2010/wordprocessingShape" mc:Ignorable="w14 wp14">
   <w:body>
     <w:p>
-      <w:pPr>
-        <w:spacing w:after="20" w:before="120"/>
-      </w:pPr>
-      <w:r>
-        <w:rPr>
-          <w:b/>
-          <w:sz w:val="22"/>
-        </w:rPr>
-        <w:t>Question: In a certain code, 'NORCET' is written as 'OPSDFU'. How is 'EXAM' written in that code?</w:t>
-      </w:r>
-    </w:p>
-    <w:p>
-      <w:pPr>
-        <w:spacing w:after="0" w:before="0"/>
-      </w:pPr>
-      <w:r>
-        <w:rPr>
-          <w:b w:val="0"/>
-          <w:sz w:val="22"/>
-        </w:rPr>
-        <w:t>(a) FYBM</w:t>
-      </w:r>
-    </w:p>
-    <w:p>
-      <w:pPr>
-        <w:spacing w:after="0" w:before="0"/>
-      </w:pPr>
-      <w:r>
-        <w:rPr>
-          <w:b w:val="0"/>
-          <w:sz w:val="22"/>
-        </w:rPr>
-        <w:t>(b) FYBN</w:t>
-      </w:r>
-    </w:p>
-    <w:p>
-      <w:pPr>
-        <w:spacing w:after="0" w:before="0"/>
-      </w:pPr>
-      <w:r>
-        <w:rPr>
-          <w:b w:val="0"/>
-          <w:sz w:val="22"/>
-        </w:rPr>
-        <w:t>(c) GYBN</w:t>
-      </w:r>
-    </w:p>
-    <w:p>
-      <w:pPr>
-        <w:spacing w:after="0" w:before="0"/>
-      </w:pPr>
-      <w:r>
-        <w:rPr>
-          <w:b w:val="0"/>
-          <w:sz w:val="22"/>
-        </w:rPr>
-        <w:t>(d) FXBN</w:t>
-      </w:r>
-    </w:p>
-    <w:p>
-      <w:pPr>
-        <w:spacing w:after="0" w:before="40"/>
-      </w:pPr>
-      <w:r>
-        <w:rPr>
-          <w:b/>
-          <w:sz w:val="22"/>
-        </w:rPr>
-        <w:t>Answer: b</w:t>
-      </w:r>
-    </w:p>
-    <w:p>
-      <w:pPr>
-        <w:spacing w:after="0" w:before="0"/>
-      </w:pPr>
-      <w:r>
-        <w:rPr>
-          <w:b w:val="0"/>
-          <w:sz w:val="21"/>
-        </w:rPr>
-        <w:t>Solution: Each letter is replaced by the next letter (+1): EXAM → FYBN.</w:t>
-      </w:r>
-    </w:p>
-    <w:p>
-      <w:pPr>
-        <w:spacing w:after="0" w:before="0"/>
-      </w:pPr>
-      <w:r>
-        <w:rPr>
-          <w:b w:val="0"/>
-          <w:sz w:val="20"/>
-        </w:rPr>
-        <w:t>Positive Marks: 1</w:t>
-      </w:r>
-    </w:p>
-    <w:p>
-      <w:pPr>
-        <w:spacing w:after="160" w:before="0"/>
-      </w:pPr>
-      <w:r>
-        <w:rPr>
-          <w:b w:val="0"/>
-          <w:sz w:val="20"/>
-        </w:rPr>
-        <w:t>Negative Marks: 0.25</w:t>
-      </w:r>
-    </w:p>
-    <w:p>
-      <w:pPr>
-        <w:spacing w:after="20" w:before="120"/>
-      </w:pPr>
-      <w:r>
-        <w:rPr>
-          <w:b/>
-          <w:sz w:val="22"/>
-        </w:rPr>
-        <w:t>Question: What is 15% of 240?</w:t>
-      </w:r>
-    </w:p>
-    <w:p>
-      <w:pPr>
-        <w:spacing w:after="0" w:before="0"/>
-      </w:pPr>
-      <w:r>
-        <w:rPr>
-          <w:b w:val="0"/>
-          <w:sz w:val="22"/>
-        </w:rPr>
-        <w:t>(a) 34</w:t>
-      </w:r>
-    </w:p>
-    <w:p>
-      <w:pPr>
-        <w:spacing w:after="0" w:before="0"/>
-      </w:pPr>
-      <w:r>
-        <w:rPr>
-          <w:b w:val="0"/>
-          <w:sz w:val="22"/>
-        </w:rPr>
-        <w:t>(b) 36</w:t>
-      </w:r>
-    </w:p>
-    <w:p>
-      <w:pPr>
-        <w:spacing w:after="0" w:before="0"/>
-      </w:pPr>
-      <w:r>
-        <w:rPr>
-          <w:b w:val="0"/>
-          <w:sz w:val="22"/>
-        </w:rPr>
-        <w:t>(c) 40</w:t>
-      </w:r>
-    </w:p>
-    <w:p>
-      <w:pPr>
-        <w:spacing w:after="0" w:before="0"/>
-      </w:pPr>
-      <w:r>
-        <w:rPr>
-          <w:b w:val="0"/>
-          <w:sz w:val="22"/>
-        </w:rPr>
-        <w:t>(d) 32</w:t>
-      </w:r>
-    </w:p>
-    <w:p>
-      <w:pPr>
-        <w:spacing w:after="0" w:before="40"/>
-      </w:pPr>
-      <w:r>
-        <w:rPr>
-          <w:b/>
-          <w:sz w:val="22"/>
-        </w:rPr>
-        <w:t>Answer: b</w:t>
-      </w:r>
-    </w:p>
-    <w:p>
-      <w:pPr>
-        <w:spacing w:after="0" w:before="0"/>
-      </w:pPr>
-      <w:r>
-        <w:rPr>
-          <w:b w:val="0"/>
-          <w:sz w:val="21"/>
-        </w:rPr>
-        <w:t>Solution: 15% of 240 = 0.15 × 240 = 36.</w:t>
-      </w:r>
-    </w:p>
-    <w:p>
-      <w:pPr>
-        <w:spacing w:after="0" w:before="0"/>
-      </w:pPr>
-      <w:r>
-        <w:rPr>
-          <w:b w:val="0"/>
-          <w:sz w:val="20"/>
-        </w:rPr>
-        <w:t>Positive Marks: 1</w:t>
-      </w:r>
-    </w:p>
-    <w:p>
-      <w:pPr>
-        <w:spacing w:after="160" w:before="0"/>
-      </w:pPr>
-      <w:r>
-        <w:rPr>
-          <w:b w:val="0"/>
-          <w:sz w:val="20"/>
-        </w:rPr>
-        <w:t>Negative Marks: 0.25</w:t>
-      </w:r>
-    </w:p>
-    <w:p>
-      <w:pPr>
-        <w:spacing w:after="20" w:before="120"/>
-      </w:pPr>
-      <w:r>
-        <w:rPr>
-          <w:b/>
-          <w:sz w:val="22"/>
-        </w:rPr>
-        <w:t>Question: The theme of World Health Day 2024 was:</w:t>
-      </w:r>
-    </w:p>
-    <w:p>
-      <w:pPr>
-        <w:spacing w:after="0" w:before="0"/>
-      </w:pPr>
-      <w:r>
-        <w:rPr>
-          <w:b w:val="0"/>
-          <w:sz w:val="22"/>
-        </w:rPr>
-        <w:t>(a) My Health, My Right</w:t>
-      </w:r>
-    </w:p>
-    <w:p>
-      <w:pPr>
-        <w:spacing w:after="0" w:before="0"/>
-      </w:pPr>
-      <w:r>
-        <w:rPr>
-          <w:b w:val="0"/>
-          <w:sz w:val="22"/>
-        </w:rPr>
-        <w:t>(b) Universal Health Coverage</w:t>
-      </w:r>
-    </w:p>
-    <w:p>
-      <w:pPr>
-        <w:spacing w:after="0" w:before="0"/>
-      </w:pPr>
-      <w:r>
-        <w:rPr>
-          <w:b w:val="0"/>
-          <w:sz w:val="22"/>
-        </w:rPr>
-        <w:t>(c) Health for All</w:t>
-      </w:r>
-    </w:p>
-    <w:p>
-      <w:pPr>
-        <w:spacing w:after="0" w:before="0"/>
-      </w:pPr>
-      <w:r>
-        <w:rPr>
-          <w:b w:val="0"/>
-          <w:sz w:val="22"/>
-        </w:rPr>
-        <w:t>(d) One Earth, One Health</w:t>
-      </w:r>
-    </w:p>
-    <w:p>
-      <w:pPr>
-        <w:spacing w:after="0" w:before="40"/>
-      </w:pPr>
-      <w:r>
-        <w:rPr>
-          <w:b/>
-          <w:sz w:val="22"/>
-        </w:rPr>
-        <w:t>Answer: a</w:t>
-      </w:r>
-    </w:p>
-    <w:p>
-      <w:pPr>
-        <w:spacing w:after="0" w:before="0"/>
-      </w:pPr>
-      <w:r>
-        <w:rPr>
-          <w:b w:val="0"/>
-          <w:sz w:val="21"/>
-        </w:rPr>
-        <w:t>Solution: World Health Day 2024 carried the theme 'My Health, My Right'.</w:t>
-      </w:r>
-    </w:p>
-    <w:p>
-      <w:pPr>
-        <w:spacing w:after="0" w:before="0"/>
-      </w:pPr>
-      <w:r>
-        <w:rPr>
-          <w:b w:val="0"/>
-          <w:sz w:val="20"/>
-        </w:rPr>
-        <w:t>Positive Marks: 1</w:t>
-      </w:r>
-    </w:p>
-    <w:p>
-      <w:pPr>
-        <w:spacing w:after="160" w:before="0"/>
-      </w:pPr>
-      <w:r>
-        <w:rPr>
-          <w:b w:val="0"/>
-          <w:sz w:val="20"/>
-        </w:rPr>
-        <w:t>Negative Marks: 0.25</w:t>
-      </w:r>
-    </w:p>
-    <w:p>
-      <w:pPr>
-        <w:spacing w:after="20" w:before="120"/>
-      </w:pPr>
-      <w:r>
-        <w:rPr>
-          <w:b/>
-          <w:sz w:val="22"/>
-        </w:rPr>
-        <w:t>Question: The Sepoy Mutiny of 1857 began at which place?</w:t>
-      </w:r>
-    </w:p>
-    <w:p>
-      <w:pPr>
-        <w:spacing w:after="0" w:before="0"/>
-      </w:pPr>
-      <w:r>
-        <w:rPr>
-          <w:b w:val="0"/>
-          <w:sz w:val="22"/>
-        </w:rPr>
-        <w:t>(a) Kanpur</w:t>
-      </w:r>
-    </w:p>
-    <w:p>
-      <w:pPr>
-        <w:spacing w:after="0" w:before="0"/>
-      </w:pPr>
-      <w:r>
-        <w:rPr>
-          <w:b w:val="0"/>
-          <w:sz w:val="22"/>
-        </w:rPr>
-        <w:t>(b) Meerut</w:t>
-      </w:r>
-    </w:p>
-    <w:p>
-      <w:pPr>
-        <w:spacing w:after="0" w:before="0"/>
-      </w:pPr>
-      <w:r>
-        <w:rPr>
-          <w:b w:val="0"/>
-          <w:sz w:val="22"/>
-        </w:rPr>
-        <w:t>(c) Delhi</w:t>
-      </w:r>
-    </w:p>
-    <w:p>
-      <w:pPr>
-        <w:spacing w:after="0" w:before="0"/>
-      </w:pPr>
-      <w:r>
-        <w:rPr>
-          <w:b w:val="0"/>
-          <w:sz w:val="22"/>
-        </w:rPr>
-        <w:t>(d) Lucknow</w:t>
-      </w:r>
-    </w:p>
-    <w:p>
-      <w:pPr>
-        <w:spacing w:after="0" w:before="40"/>
-      </w:pPr>
-      <w:r>
-        <w:rPr>
-          <w:b/>
-          <w:sz w:val="22"/>
-        </w:rPr>
-        <w:t>Answer: b</w:t>
-      </w:r>
-    </w:p>
-    <w:p>
-      <w:pPr>
-        <w:spacing w:after="0" w:before="0"/>
-      </w:pPr>
-      <w:r>
-        <w:rPr>
-          <w:b w:val="0"/>
-          <w:sz w:val="21"/>
-        </w:rPr>
-        <w:t>Solution: The revolt of 1857 began at Meerut on 10 May 1857, after which it spread to Delhi and other centres.</w:t>
-      </w:r>
-    </w:p>
-    <w:p>
-      <w:pPr>
-        <w:spacing w:after="0" w:before="0"/>
-      </w:pPr>
-      <w:r>
-        <w:rPr>
-          <w:b w:val="0"/>
-          <w:sz w:val="20"/>
-        </w:rPr>
-        <w:t>Positive Marks: 1</w:t>
-      </w:r>
-    </w:p>
-    <w:p>
-      <w:pPr>
-        <w:spacing w:after="160" w:before="0"/>
-      </w:pPr>
-      <w:r>
-        <w:rPr>
-          <w:b w:val="0"/>
-          <w:sz w:val="20"/>
-        </w:rPr>
-        <w:t>Negative Marks: 0.25</w:t>
-      </w:r>
-    </w:p>
-    <w:p>
-      <w:pPr>
-        <w:spacing w:after="20" w:before="120"/>
-      </w:pPr>
-      <w:r>
-        <w:rPr>
-          <w:b/>
-          <w:sz w:val="22"/>
-        </w:rPr>
-        <w:t>Question: Pointing to a girl, Ravi says, 'She is the daughter of my grandfather's only son.' How is the girl related to Ravi?</w:t>
-      </w:r>
-    </w:p>
-    <w:p>
-      <w:pPr>
-        <w:spacing w:after="0" w:before="0"/>
-      </w:pPr>
-      <w:r>
-        <w:rPr>
-          <w:b w:val="0"/>
-          <w:sz w:val="22"/>
-        </w:rPr>
-        <w:t>(a) Cousin</w:t>
-      </w:r>
-    </w:p>
-    <w:p>
-      <w:pPr>
-        <w:spacing w:after="0" w:before="0"/>
-      </w:pPr>
-      <w:r>
-        <w:rPr>
-          <w:b w:val="0"/>
-          <w:sz w:val="22"/>
-        </w:rPr>
-        <w:t>(b) Sister</w:t>
-      </w:r>
-    </w:p>
-    <w:p>
-      <w:pPr>
-        <w:spacing w:after="0" w:before="0"/>
-      </w:pPr>
-      <w:r>
-        <w:rPr>
-          <w:b w:val="0"/>
-          <w:sz w:val="22"/>
-        </w:rPr>
-        <w:t>(c) Niece</w:t>
-      </w:r>
-    </w:p>
-    <w:p>
-      <w:pPr>
-        <w:spacing w:after="0" w:before="0"/>
-      </w:pPr>
-      <w:r>
-        <w:rPr>
-          <w:b w:val="0"/>
-          <w:sz w:val="22"/>
-        </w:rPr>
-        <w:t>(d) Aunt</w:t>
-      </w:r>
-    </w:p>
-    <w:p>
-      <w:pPr>
-        <w:spacing w:after="0" w:before="40"/>
-      </w:pPr>
-      <w:r>
-        <w:rPr>
-          <w:b/>
-          <w:sz w:val="22"/>
-        </w:rPr>
-        <w:t>Answer: b</w:t>
-      </w:r>
-    </w:p>
-    <w:p>
-      <w:pPr>
-        <w:spacing w:after="0" w:before="0"/>
-      </w:pPr>
-      <w:r>
-        <w:rPr>
-          <w:b w:val="0"/>
-          <w:sz w:val="21"/>
-        </w:rPr>
-        <w:t>Solution: Ravi's grandfather's only son is Ravi's father; his father's daughter is Ravi's sister.</w:t>
-      </w:r>
-    </w:p>
-    <w:p>
-      <w:pPr>
-        <w:spacing w:after="0" w:before="0"/>
-      </w:pPr>
-      <w:r>
-        <w:rPr>
-          <w:b w:val="0"/>
-          <w:sz w:val="20"/>
-        </w:rPr>
-        <w:t>Positive Marks: 1</w:t>
-      </w:r>
-    </w:p>
-    <w:p>
-      <w:pPr>
-        <w:spacing w:after="160" w:before="0"/>
-      </w:pPr>
-      <w:r>
-        <w:rPr>
-          <w:b w:val="0"/>
-          <w:sz w:val="20"/>
-        </w:rPr>
-        <w:t>Negative Marks: 0.25</w:t>
-      </w:r>
-    </w:p>
-    <w:p>
-      <w:pPr>
-        <w:spacing w:after="20" w:before="120"/>
-      </w:pPr>
-      <w:r>
-        <w:rPr>
-          <w:b/>
-          <w:sz w:val="22"/>
-        </w:rPr>
-        <w:t>Question: The National Sports Day is celebrated on 29 August in honour of:</w:t>
-      </w:r>
-    </w:p>
-    <w:p>
-      <w:pPr>
-        <w:spacing w:after="0" w:before="0"/>
-      </w:pPr>
-      <w:r>
-        <w:rPr>
-          <w:b w:val="0"/>
-          <w:sz w:val="22"/>
-        </w:rPr>
-        <w:t>(a) Milkha Singh</w:t>
-      </w:r>
-    </w:p>
-    <w:p>
-      <w:pPr>
-        <w:spacing w:after="0" w:before="0"/>
-      </w:pPr>
-      <w:r>
-        <w:rPr>
-          <w:b w:val="0"/>
-          <w:sz w:val="22"/>
-        </w:rPr>
-        <w:t>(b) P.T. Usha</w:t>
-      </w:r>
-    </w:p>
-    <w:p>
-      <w:pPr>
-        <w:spacing w:after="0" w:before="0"/>
-      </w:pPr>
-      <w:r>
-        <w:rPr>
-          <w:b w:val="0"/>
-          <w:sz w:val="22"/>
-        </w:rPr>
-        <w:t>(c) Sachin Tendulkar</w:t>
-      </w:r>
-    </w:p>
-    <w:p>
-      <w:pPr>
-        <w:spacing w:after="0" w:before="0"/>
-      </w:pPr>
-      <w:r>
-        <w:rPr>
-          <w:b w:val="0"/>
-          <w:sz w:val="22"/>
-        </w:rPr>
-        <w:t>(d) Dhyan Chand</w:t>
-      </w:r>
-    </w:p>
-    <w:p>
-      <w:pPr>
-        <w:spacing w:after="0" w:before="40"/>
-      </w:pPr>
-      <w:r>
-        <w:rPr>
-          <w:b/>
-          <w:sz w:val="22"/>
-        </w:rPr>
-        <w:t>Answer: d</w:t>
-      </w:r>
-    </w:p>
-    <w:p>
-      <w:pPr>
-        <w:spacing w:after="0" w:before="0"/>
-      </w:pPr>
-      <w:r>
-        <w:rPr>
-          <w:b w:val="0"/>
-          <w:sz w:val="21"/>
-        </w:rPr>
-        <w:t>Solution: National Sports Day (29 August) marks the birth anniversary of hockey legend Major Dhyan Chand.</w:t>
-      </w:r>
-    </w:p>
-    <w:p>
-      <w:pPr>
-        <w:spacing w:after="0" w:before="0"/>
-      </w:pPr>
-      <w:r>
-        <w:rPr>
-          <w:b w:val="0"/>
-          <w:sz w:val="20"/>
-        </w:rPr>
-        <w:t>Positive Marks: 1</w:t>
-      </w:r>
-    </w:p>
-    <w:p>
-      <w:pPr>
-        <w:spacing w:after="160" w:before="0"/>
-      </w:pPr>
-      <w:r>
-        <w:rPr>
-          <w:b w:val="0"/>
-          <w:sz w:val="20"/>
-        </w:rPr>
-        <w:t>Negative Marks: 0.25</w:t>
-      </w:r>
-    </w:p>
-    <w:p>
-      <w:pPr>
-        <w:spacing w:after="20" w:before="120"/>
-      </w:pPr>
-      <w:r>
-        <w:rPr>
-          <w:b/>
-          <w:sz w:val="22"/>
-        </w:rPr>
-        <w:t>Question: The sum of two numbers is 50 and their difference is 10. What is the larger number?</w:t>
-      </w:r>
-    </w:p>
-    <w:p>
-      <w:pPr>
-        <w:spacing w:after="0" w:before="0"/>
-      </w:pPr>
-      <w:r>
-        <w:rPr>
-          <w:b w:val="0"/>
-          <w:sz w:val="22"/>
-        </w:rPr>
-        <w:t>(a) 30</w:t>
-      </w:r>
-    </w:p>
-    <w:p>
-      <w:pPr>
-        <w:spacing w:after="0" w:before="0"/>
-      </w:pPr>
-      <w:r>
-        <w:rPr>
-          <w:b w:val="0"/>
-          <w:sz w:val="22"/>
-        </w:rPr>
-        <w:t>(b) 35</w:t>
-      </w:r>
-    </w:p>
-    <w:p>
-      <w:pPr>
-        <w:spacing w:after="0" w:before="0"/>
-      </w:pPr>
-      <w:r>
-        <w:rPr>
-          <w:b w:val="0"/>
-          <w:sz w:val="22"/>
-        </w:rPr>
-        <w:t>(c) 25</w:t>
-      </w:r>
-    </w:p>
-    <w:p>
-      <w:pPr>
-        <w:spacing w:after="0" w:before="0"/>
-      </w:pPr>
-      <w:r>
-        <w:rPr>
-          <w:b w:val="0"/>
-          <w:sz w:val="22"/>
-        </w:rPr>
-        <w:t>(d) 40</w:t>
-      </w:r>
-    </w:p>
-    <w:p>
-      <w:pPr>
-        <w:spacing w:after="0" w:before="40"/>
-      </w:pPr>
-      <w:r>
-        <w:rPr>
-          <w:b/>
-          <w:sz w:val="22"/>
-        </w:rPr>
-        <w:t>Answer: a</w:t>
-      </w:r>
-    </w:p>
-    <w:p>
-      <w:pPr>
-        <w:spacing w:after="0" w:before="0"/>
-      </w:pPr>
-      <w:r>
-        <w:rPr>
-          <w:b w:val="0"/>
-          <w:sz w:val="21"/>
-        </w:rPr>
-        <w:t>Solution: Larger = (sum + difference)/2 = (50 + 10)/2 = 30.</w:t>
-      </w:r>
-    </w:p>
-    <w:p>
-      <w:pPr>
-        <w:spacing w:after="0" w:before="0"/>
-      </w:pPr>
-      <w:r>
-        <w:rPr>
-          <w:b w:val="0"/>
-          <w:sz w:val="20"/>
-        </w:rPr>
-        <w:t>Positive Marks: 1</w:t>
-      </w:r>
-    </w:p>
-    <w:p>
-      <w:pPr>
-        <w:spacing w:after="160" w:before="0"/>
-      </w:pPr>
-      <w:r>
-        <w:rPr>
-          <w:b w:val="0"/>
-          <w:sz w:val="20"/>
-        </w:rPr>
-        <w:t>Negative Marks: 0.25</w:t>
-      </w:r>
-    </w:p>
-    <w:p>
-      <w:pPr>
-        <w:spacing w:after="20" w:before="120"/>
-      </w:pPr>
-      <w:r>
-        <w:rPr>
-          <w:b/>
-          <w:sz w:val="22"/>
-        </w:rPr>
-        <w:t>Question: Find the odd one out: Rabbit, Lion, Deer, Goat</w:t>
-      </w:r>
-    </w:p>
-    <w:p>
-      <w:pPr>
-        <w:spacing w:after="0" w:before="0"/>
-      </w:pPr>
-      <w:r>
-        <w:rPr>
-          <w:b w:val="0"/>
-          <w:sz w:val="22"/>
-        </w:rPr>
-        <w:t>(a) Goat</w:t>
-      </w:r>
-    </w:p>
-    <w:p>
-      <w:pPr>
-        <w:spacing w:after="0" w:before="0"/>
-      </w:pPr>
-      <w:r>
-        <w:rPr>
-          <w:b w:val="0"/>
-          <w:sz w:val="22"/>
-        </w:rPr>
-        <w:t>(b) Lion</w:t>
-      </w:r>
-    </w:p>
-    <w:p>
-      <w:pPr>
-        <w:spacing w:after="0" w:before="0"/>
-      </w:pPr>
-      <w:r>
-        <w:rPr>
-          <w:b w:val="0"/>
-          <w:sz w:val="22"/>
-        </w:rPr>
-        <w:t>(c) Rabbit</w:t>
-      </w:r>
-    </w:p>
-    <w:p>
-      <w:pPr>
-        <w:spacing w:after="0" w:before="0"/>
-      </w:pPr>
-      <w:r>
-        <w:rPr>
-          <w:b w:val="0"/>
-          <w:sz w:val="22"/>
-        </w:rPr>
-        <w:t>(d) Deer</w:t>
-      </w:r>
-    </w:p>
-    <w:p>
-      <w:pPr>
-        <w:spacing w:after="0" w:before="40"/>
-      </w:pPr>
-      <w:r>
-        <w:rPr>
-          <w:b/>
-          <w:sz w:val="22"/>
-        </w:rPr>
-        <w:t>Answer: b</w:t>
-      </w:r>
-    </w:p>
-    <w:p>
-      <w:pPr>
-        <w:spacing w:after="0" w:before="0"/>
-      </w:pPr>
-      <w:r>
-        <w:rPr>
-          <w:b w:val="0"/>
-          <w:sz w:val="21"/>
-        </w:rPr>
-        <w:t>Solution: The lion is a carnivore; the others are herbivores.</w:t>
-      </w:r>
-    </w:p>
-    <w:p>
-      <w:pPr>
-        <w:spacing w:after="0" w:before="0"/>
-      </w:pPr>
-      <w:r>
-        <w:rPr>
-          <w:b w:val="0"/>
-          <w:sz w:val="20"/>
-        </w:rPr>
-        <w:t>Positive Marks: 1</w:t>
-      </w:r>
-    </w:p>
-    <w:p>
-      <w:pPr>
-        <w:spacing w:after="160" w:before="0"/>
-      </w:pPr>
-      <w:r>
-        <w:rPr>
-          <w:b w:val="0"/>
-          <w:sz w:val="20"/>
-        </w:rPr>
-        <w:t>Negative Marks: 0.25</w:t>
-      </w:r>
-    </w:p>
-    <w:p>
-      <w:pPr>
-        <w:spacing w:after="20" w:before="120"/>
-      </w:pPr>
-      <w:r>
-        <w:rPr>
-          <w:b/>
-          <w:sz w:val="22"/>
-        </w:rPr>
-        <w:t>Question: Who was the first Indian to win an individual Olympic gold medal?</w:t>
-      </w:r>
-    </w:p>
-    <w:p>
-      <w:pPr>
-        <w:spacing w:after="0" w:before="0"/>
-      </w:pPr>
-      <w:r>
-        <w:rPr>
-          <w:b w:val="0"/>
-          <w:sz w:val="22"/>
-        </w:rPr>
-        <w:t>(a) Rajyavardhan Singh Rathore</w:t>
-      </w:r>
-    </w:p>
-    <w:p>
-      <w:pPr>
-        <w:spacing w:after="0" w:before="0"/>
-      </w:pPr>
-      <w:r>
-        <w:rPr>
-          <w:b w:val="0"/>
-          <w:sz w:val="22"/>
-        </w:rPr>
-        <w:t>(b) P.V. Sindhu</w:t>
-      </w:r>
-    </w:p>
-    <w:p>
-      <w:pPr>
-        <w:spacing w:after="0" w:before="0"/>
-      </w:pPr>
-      <w:r>
-        <w:rPr>
-          <w:b w:val="0"/>
-          <w:sz w:val="22"/>
-        </w:rPr>
-        <w:t>(c) Neeraj Chopra</w:t>
-      </w:r>
-    </w:p>
-    <w:p>
-      <w:pPr>
-        <w:spacing w:after="0" w:before="0"/>
-      </w:pPr>
-      <w:r>
-        <w:rPr>
-          <w:b w:val="0"/>
-          <w:sz w:val="22"/>
-        </w:rPr>
-        <w:t>(d) Abhinav Bindra</w:t>
-      </w:r>
-    </w:p>
-    <w:p>
-      <w:pPr>
-        <w:spacing w:after="0" w:before="40"/>
-      </w:pPr>
-      <w:r>
-        <w:rPr>
-          <w:b/>
-          <w:sz w:val="22"/>
-        </w:rPr>
-        <w:t>Answer: d</w:t>
-      </w:r>
-    </w:p>
-    <w:p>
-      <w:pPr>
-        <w:spacing w:after="0" w:before="0"/>
-      </w:pPr>
-      <w:r>
-        <w:rPr>
-          <w:b w:val="0"/>
-          <w:sz w:val="21"/>
-        </w:rPr>
-        <w:t>Solution: Abhinav Bindra won the 10 m air rifle gold at the Beijing Olympics 2008 - India's first individual Olympic gold.</w:t>
-      </w:r>
-    </w:p>
-    <w:p>
-      <w:pPr>
-        <w:spacing w:after="0" w:before="0"/>
-      </w:pPr>
-      <w:r>
-        <w:rPr>
-          <w:b w:val="0"/>
-          <w:sz w:val="20"/>
-        </w:rPr>
-        <w:t>Positive Marks: 1</w:t>
-      </w:r>
-    </w:p>
-    <w:p>
-      <w:pPr>
-        <w:spacing w:after="160" w:before="0"/>
-      </w:pPr>
-      <w:r>
-        <w:rPr>
-          <w:b w:val="0"/>
-          <w:sz w:val="20"/>
-        </w:rPr>
-        <w:t>Negative Marks: 0.25</w:t>
-      </w:r>
-    </w:p>
-    <w:p>
-      <w:pPr>
-        <w:spacing w:after="20" w:before="120"/>
-      </w:pPr>
-      <w:r>
-        <w:rPr>
-          <w:b/>
-          <w:sz w:val="22"/>
-        </w:rPr>
-        <w:t>Question: Pipe A fills a tank in 10 hours and pipe B empties it in 15 hours. If both are opened together, how long will the tank take to fill?</w:t>
-      </w:r>
-    </w:p>
-    <w:p>
-      <w:pPr>
-        <w:spacing w:after="0" w:before="0"/>
-      </w:pPr>
-      <w:r>
-        <w:rPr>
-          <w:b w:val="0"/>
-          <w:sz w:val="22"/>
-        </w:rPr>
-        <w:t>(a) 25 hours</w:t>
-      </w:r>
-    </w:p>
-    <w:p>
-      <w:pPr>
-        <w:spacing w:after="0" w:before="0"/>
-      </w:pPr>
-      <w:r>
-        <w:rPr>
-          <w:b w:val="0"/>
-          <w:sz w:val="22"/>
-        </w:rPr>
-        <w:t>(b) 12 hours</w:t>
-      </w:r>
-    </w:p>
-    <w:p>
-      <w:pPr>
-        <w:spacing w:after="0" w:before="0"/>
-      </w:pPr>
-      <w:r>
-        <w:rPr>
-          <w:b w:val="0"/>
-          <w:sz w:val="22"/>
-        </w:rPr>
-        <w:t>(c) 6 hours</w:t>
-      </w:r>
-    </w:p>
-    <w:p>
-      <w:pPr>
-        <w:spacing w:after="0" w:before="0"/>
-      </w:pPr>
-      <w:r>
-        <w:rPr>
-          <w:b w:val="0"/>
-          <w:sz w:val="22"/>
-        </w:rPr>
-        <w:t>(d) 30 hours</w:t>
-      </w:r>
-    </w:p>
-    <w:p>
-      <w:pPr>
-        <w:spacing w:after="0" w:before="40"/>
-      </w:pPr>
-      <w:r>
-        <w:rPr>
-          <w:b/>
-          <w:sz w:val="22"/>
-        </w:rPr>
-        <w:t>Answer: d</w:t>
-      </w:r>
-    </w:p>
-    <w:p>
-      <w:pPr>
-        <w:spacing w:after="0" w:before="0"/>
-      </w:pPr>
-      <w:r>
-        <w:rPr>
-          <w:b w:val="0"/>
-          <w:sz w:val="21"/>
-        </w:rPr>
-        <w:t>Solution: Net filling = 1/10 − 1/15 = 1/30 tank per hour, so 30 hours.</w:t>
-      </w:r>
-    </w:p>
-    <w:p>
-      <w:pPr>
-        <w:spacing w:after="0" w:before="0"/>
-      </w:pPr>
-      <w:r>
-        <w:rPr>
-          <w:b w:val="0"/>
-          <w:sz w:val="20"/>
-        </w:rPr>
-        <w:t>Positive Marks: 1</w:t>
-      </w:r>
-    </w:p>
-    <w:p>
-      <w:pPr>
-        <w:spacing w:after="160" w:before="0"/>
-      </w:pPr>
-      <w:r>
-        <w:rPr>
-          <w:b w:val="0"/>
-          <w:sz w:val="20"/>
-        </w:rPr>
-        <w:t>Negative Marks: 0.25</w:t>
-      </w:r>
-    </w:p>
-    <w:p>
-      <w:pPr>
-        <w:spacing w:after="20" w:before="120"/>
-      </w:pPr>
-      <w:r>
-        <w:rPr>
-          <w:b/>
-          <w:sz w:val="22"/>
-        </w:rPr>
-        <w:t>Question: Who currently holds the position of Vice President of India?</w:t>
-      </w:r>
-    </w:p>
-    <w:p>
-      <w:pPr>
-        <w:spacing w:after="0" w:before="0"/>
-      </w:pPr>
-      <w:r>
-        <w:rPr>
-          <w:b w:val="0"/>
-          <w:sz w:val="22"/>
-        </w:rPr>
-        <w:t>(a) Jagdish Dhankar</w:t>
-      </w:r>
-    </w:p>
-    <w:p>
-      <w:pPr>
-        <w:spacing w:after="0" w:before="0"/>
-      </w:pPr>
-      <w:r>
-        <w:rPr>
-          <w:b w:val="0"/>
-          <w:sz w:val="22"/>
-        </w:rPr>
-        <w:t>(b) Vankayanaydu</w:t>
-      </w:r>
-    </w:p>
-    <w:p>
-      <w:pPr>
-        <w:spacing w:after="0" w:before="0"/>
-      </w:pPr>
-      <w:r>
-        <w:rPr>
-          <w:b w:val="0"/>
-          <w:sz w:val="22"/>
-        </w:rPr>
-        <w:t>(c) Deepak Kumar</w:t>
-      </w:r>
-    </w:p>
-    <w:p>
-      <w:pPr>
-        <w:spacing w:after="0" w:before="0"/>
-      </w:pPr>
-      <w:r>
-        <w:rPr>
-          <w:b w:val="0"/>
-          <w:sz w:val="22"/>
-        </w:rPr>
-        <w:t>(d) NV Ramanand</w:t>
-      </w:r>
-    </w:p>
-    <w:p>
-      <w:pPr>
-        <w:spacing w:after="0" w:before="40"/>
-      </w:pPr>
-      <w:r>
-        <w:rPr>
-          <w:b/>
-          <w:sz w:val="22"/>
-        </w:rPr>
-        <w:t>Answer: a</w:t>
-      </w:r>
-    </w:p>
-    <w:p>
-      <w:pPr>
-        <w:spacing w:after="0" w:before="0"/>
-      </w:pPr>
-      <w:r>
-        <w:rPr>
-          <w:b w:val="0"/>
-          <w:sz w:val="21"/>
-        </w:rPr>
-        <w:t>Solution: The current Vice President of India is Jagdish Dhankar. He assumed office on 8th November 2022. As Vice President, he serves as the second-highest constitutional office in the country and also serves as the Chairman of the Rajya Sabha, the upper house of the Parliament of India.</w:t>
-      </w:r>
-    </w:p>
-    <w:p>
-      <w:pPr>
-        <w:spacing w:after="0" w:before="0"/>
-      </w:pPr>
-      <w:r>
-        <w:rPr>
-          <w:b w:val="0"/>
-          <w:sz w:val="20"/>
-        </w:rPr>
-        <w:t>Positive Marks: 1</w:t>
-      </w:r>
-    </w:p>
-    <w:p>
-      <w:pPr>
-        <w:spacing w:after="160" w:before="0"/>
-      </w:pPr>
-      <w:r>
-        <w:rPr>
-          <w:b w:val="0"/>
-          <w:sz w:val="20"/>
-        </w:rPr>
-        <w:t>Negative Marks: 0.25</w:t>
-      </w:r>
-    </w:p>
-    <w:p>
-      <w:pPr>
-        <w:spacing w:after="20" w:before="120"/>
-      </w:pPr>
-      <w:r>
-        <w:rPr>
-          <w:b/>
-          <w:sz w:val="22"/>
-        </w:rPr>
-        <w:t>Question: The Chauri Chaura incident (1922), after which Gandhiji withdrew the Non-Cooperation Movement, took place in which state?</w:t>
-      </w:r>
-    </w:p>
-    <w:p>
-      <w:pPr>
-        <w:spacing w:after="0" w:before="0"/>
-      </w:pPr>
-      <w:r>
-        <w:rPr>
-          <w:b w:val="0"/>
-          <w:sz w:val="22"/>
-        </w:rPr>
-        <w:t>(a) Uttar Pradesh</w:t>
-      </w:r>
-    </w:p>
-    <w:p>
-      <w:pPr>
-        <w:spacing w:after="0" w:before="0"/>
-      </w:pPr>
-      <w:r>
-        <w:rPr>
-          <w:b w:val="0"/>
-          <w:sz w:val="22"/>
-        </w:rPr>
-        <w:t>(b) Bengal</w:t>
-      </w:r>
-    </w:p>
-    <w:p>
-      <w:pPr>
-        <w:spacing w:after="0" w:before="0"/>
-      </w:pPr>
-      <w:r>
-        <w:rPr>
-          <w:b w:val="0"/>
-          <w:sz w:val="22"/>
-        </w:rPr>
-        <w:t>(c) Punjab</w:t>
-      </w:r>
-    </w:p>
-    <w:p>
-      <w:pPr>
-        <w:spacing w:after="0" w:before="0"/>
-      </w:pPr>
-      <w:r>
-        <w:rPr>
-          <w:b w:val="0"/>
-          <w:sz w:val="22"/>
-        </w:rPr>
-        <w:t>(d) Bihar</w:t>
-      </w:r>
-    </w:p>
-    <w:p>
-      <w:pPr>
-        <w:spacing w:after="0" w:before="40"/>
-      </w:pPr>
-      <w:r>
-        <w:rPr>
-          <w:b/>
-          <w:sz w:val="22"/>
-        </w:rPr>
-        <w:t>Answer: a</w:t>
-      </w:r>
-    </w:p>
-    <w:p>
-      <w:pPr>
-        <w:spacing w:after="0" w:before="0"/>
-      </w:pPr>
-      <w:r>
-        <w:rPr>
-          <w:b w:val="0"/>
-          <w:sz w:val="21"/>
-        </w:rPr>
-        <w:t>Solution: The Chauri Chaura incident, in which a police station was set on fire, occurred in Gorakhpur district of Uttar Pradesh in February 1922.</w:t>
-      </w:r>
-    </w:p>
-    <w:p>
-      <w:pPr>
-        <w:spacing w:after="0" w:before="0"/>
-      </w:pPr>
-      <w:r>
-        <w:rPr>
-          <w:b w:val="0"/>
-          <w:sz w:val="20"/>
-        </w:rPr>
-        <w:t>Positive Marks: 1</w:t>
-      </w:r>
-    </w:p>
-    <w:p>
-      <w:pPr>
-        <w:spacing w:after="160" w:before="0"/>
-      </w:pPr>
-      <w:r>
-        <w:rPr>
-          <w:b w:val="0"/>
-          <w:sz w:val="20"/>
-        </w:rPr>
-        <w:t>Negative Marks: 0.25</w:t>
-      </w:r>
-    </w:p>
-    <w:p>
-      <w:pPr>
-        <w:spacing w:after="20" w:before="120"/>
-      </w:pPr>
-      <w:r>
-        <w:rPr>
-          <w:b/>
-          <w:sz w:val="22"/>
-        </w:rPr>
-        <w:t>Question: A shirt marked at Rs 800 is sold at a 25% discount. What is the selling price?</w:t>
-      </w:r>
-    </w:p>
-    <w:p>
-      <w:pPr>
-        <w:spacing w:after="0" w:before="0"/>
-      </w:pPr>
-      <w:r>
-        <w:rPr>
-          <w:b w:val="0"/>
-          <w:sz w:val="22"/>
-        </w:rPr>
-        <w:t>(a) Rs 580</w:t>
-      </w:r>
-    </w:p>
-    <w:p>
-      <w:pPr>
-        <w:spacing w:after="0" w:before="0"/>
-      </w:pPr>
-      <w:r>
-        <w:rPr>
-          <w:b w:val="0"/>
-          <w:sz w:val="22"/>
-        </w:rPr>
-        <w:t>(b) Rs 620</w:t>
-      </w:r>
-    </w:p>
-    <w:p>
-      <w:pPr>
-        <w:spacing w:after="0" w:before="0"/>
-      </w:pPr>
-      <w:r>
-        <w:rPr>
-          <w:b w:val="0"/>
-          <w:sz w:val="22"/>
-        </w:rPr>
-        <w:t>(c) Rs 600</w:t>
-      </w:r>
-    </w:p>
-    <w:p>
-      <w:pPr>
-        <w:spacing w:after="0" w:before="0"/>
-      </w:pPr>
-      <w:r>
-        <w:rPr>
-          <w:b w:val="0"/>
-          <w:sz w:val="22"/>
-        </w:rPr>
-        <w:t>(d) Rs 650</w:t>
-      </w:r>
-    </w:p>
-    <w:p>
-      <w:pPr>
-        <w:spacing w:after="0" w:before="40"/>
-      </w:pPr>
-      <w:r>
-        <w:rPr>
-          <w:b/>
-          <w:sz w:val="22"/>
-        </w:rPr>
-        <w:t>Answer: c</w:t>
-      </w:r>
-    </w:p>
-    <w:p>
-      <w:pPr>
-        <w:spacing w:after="0" w:before="0"/>
-      </w:pPr>
-      <w:r>
-        <w:rPr>
-          <w:b w:val="0"/>
-          <w:sz w:val="21"/>
-        </w:rPr>
-        <w:t>Solution: Selling price = 800 × (1 − 0.25) = 800 × 0.75 = Rs 600.</w:t>
-      </w:r>
-    </w:p>
-    <w:p>
-      <w:pPr>
-        <w:spacing w:after="0" w:before="0"/>
-      </w:pPr>
-      <w:r>
-        <w:rPr>
-          <w:b w:val="0"/>
-          <w:sz w:val="20"/>
-        </w:rPr>
-        <w:t>Positive Marks: 1</w:t>
-      </w:r>
-    </w:p>
-    <w:p>
-      <w:pPr>
-        <w:spacing w:after="160" w:before="0"/>
-      </w:pPr>
-      <w:r>
-        <w:rPr>
-          <w:b w:val="0"/>
-          <w:sz w:val="20"/>
-        </w:rPr>
-        <w:t>Negative Marks: 0.25</w:t>
-      </w:r>
-    </w:p>
-    <w:p>
-      <w:pPr>
-        <w:spacing w:after="20" w:before="120"/>
-      </w:pPr>
-      <w:r>
-        <w:rPr>
-          <w:b/>
-          <w:sz w:val="22"/>
-        </w:rPr>
-        <w:t>Question: The plural of 'datum' is:</w:t>
-      </w:r>
-    </w:p>
-    <w:p>
-      <w:pPr>
-        <w:spacing w:after="0" w:before="0"/>
-      </w:pPr>
-      <w:r>
-        <w:rPr>
-          <w:b w:val="0"/>
-          <w:sz w:val="22"/>
-        </w:rPr>
-        <w:t>(a) Datums</w:t>
-      </w:r>
-    </w:p>
-    <w:p>
-      <w:pPr>
-        <w:spacing w:after="0" w:before="0"/>
-      </w:pPr>
-      <w:r>
-        <w:rPr>
-          <w:b w:val="0"/>
-          <w:sz w:val="22"/>
-        </w:rPr>
-        <w:t>(b) Datae</w:t>
-      </w:r>
-    </w:p>
-    <w:p>
-      <w:pPr>
-        <w:spacing w:after="0" w:before="0"/>
-      </w:pPr>
-      <w:r>
-        <w:rPr>
-          <w:b w:val="0"/>
-          <w:sz w:val="22"/>
-        </w:rPr>
-        <w:t>(c) Data</w:t>
-      </w:r>
-    </w:p>
-    <w:p>
-      <w:pPr>
-        <w:spacing w:after="0" w:before="0"/>
-      </w:pPr>
-      <w:r>
-        <w:rPr>
-          <w:b w:val="0"/>
-          <w:sz w:val="22"/>
-        </w:rPr>
-        <w:t>(d) Datum</w:t>
-      </w:r>
-    </w:p>
-    <w:p>
-      <w:pPr>
-        <w:spacing w:after="0" w:before="40"/>
-      </w:pPr>
-      <w:r>
-        <w:rPr>
-          <w:b/>
-          <w:sz w:val="22"/>
-        </w:rPr>
-        <w:t>Answer: c</w:t>
-      </w:r>
-    </w:p>
-    <w:p>
-      <w:pPr>
-        <w:spacing w:after="0" w:before="0"/>
-      </w:pPr>
-      <w:r>
-        <w:rPr>
-          <w:b w:val="0"/>
-          <w:sz w:val="21"/>
-        </w:rPr>
-        <w:t>Solution: The plural of datum is data.</w:t>
-      </w:r>
-    </w:p>
-    <w:p>
-      <w:pPr>
-        <w:spacing w:after="0" w:before="0"/>
-      </w:pPr>
-      <w:r>
-        <w:rPr>
-          <w:b w:val="0"/>
-          <w:sz w:val="20"/>
-        </w:rPr>
-        <w:t>Positive Marks: 1</w:t>
-      </w:r>
-    </w:p>
-    <w:p>
-      <w:pPr>
-        <w:spacing w:after="160" w:before="0"/>
-      </w:pPr>
-      <w:r>
-        <w:rPr>
-          <w:b w:val="0"/>
-          <w:sz w:val="20"/>
-        </w:rPr>
-        <w:t>Negative Marks: 0.25</w:t>
-      </w:r>
-    </w:p>
-    <w:p>
-      <w:pPr>
-        <w:spacing w:after="20" w:before="120"/>
-      </w:pPr>
-      <w:r>
-        <w:rPr>
-          <w:b/>
-          <w:sz w:val="22"/>
-        </w:rPr>
-        <w:t>Question: India : Rupee :: Japan : ?</w:t>
-      </w:r>
-    </w:p>
-    <w:p>
-      <w:pPr>
-        <w:spacing w:after="0" w:before="0"/>
-      </w:pPr>
-      <w:r>
-        <w:rPr>
-          <w:b w:val="0"/>
-          <w:sz w:val="22"/>
-        </w:rPr>
-        <w:t>(a) Ringgit</w:t>
-      </w:r>
-    </w:p>
-    <w:p>
-      <w:pPr>
-        <w:spacing w:after="0" w:before="0"/>
-      </w:pPr>
-      <w:r>
-        <w:rPr>
-          <w:b w:val="0"/>
-          <w:sz w:val="22"/>
-        </w:rPr>
-        <w:t>(b) Yen</w:t>
-      </w:r>
-    </w:p>
-    <w:p>
-      <w:pPr>
-        <w:spacing w:after="0" w:before="0"/>
-      </w:pPr>
-      <w:r>
-        <w:rPr>
-          <w:b w:val="0"/>
-          <w:sz w:val="22"/>
-        </w:rPr>
-        <w:t>(c) Won</w:t>
-      </w:r>
-    </w:p>
-    <w:p>
-      <w:pPr>
-        <w:spacing w:after="0" w:before="0"/>
-      </w:pPr>
-      <w:r>
-        <w:rPr>
-          <w:b w:val="0"/>
-          <w:sz w:val="22"/>
-        </w:rPr>
-        <w:t>(d) Yuan</w:t>
-      </w:r>
-    </w:p>
-    <w:p>
-      <w:pPr>
-        <w:spacing w:after="0" w:before="40"/>
-      </w:pPr>
-      <w:r>
-        <w:rPr>
-          <w:b/>
-          <w:sz w:val="22"/>
-        </w:rPr>
-        <w:t>Answer: b</w:t>
-      </w:r>
-    </w:p>
-    <w:p>
-      <w:pPr>
-        <w:spacing w:after="0" w:before="0"/>
-      </w:pPr>
-      <w:r>
-        <w:rPr>
-          <w:b w:val="0"/>
-          <w:sz w:val="21"/>
-        </w:rPr>
-        <w:t>Solution: The currency of India is the rupee; the currency of Japan is the yen.</w:t>
-      </w:r>
-    </w:p>
-    <w:p>
-      <w:pPr>
-        <w:spacing w:after="0" w:before="0"/>
-      </w:pPr>
-      <w:r>
-        <w:rPr>
-          <w:b w:val="0"/>
-          <w:sz w:val="20"/>
-        </w:rPr>
-        <w:t>Positive Marks: 1</w:t>
-      </w:r>
-    </w:p>
-    <w:p>
-      <w:pPr>
-        <w:spacing w:after="160" w:before="0"/>
-      </w:pPr>
-      <w:r>
-        <w:rPr>
-          <w:b w:val="0"/>
-          <w:sz w:val="20"/>
-        </w:rPr>
-        <w:t>Negative Marks: 0.25</w:t>
-      </w:r>
-    </w:p>
-    <w:p>
-      <w:pPr>
-        <w:spacing w:after="20" w:before="120"/>
-      </w:pPr>
-      <w:r>
-        <w:rPr>
-          <w:b/>
-          <w:sz w:val="22"/>
-        </w:rPr>
-        <w:t>Question: How many days are there in a leap year?</w:t>
-      </w:r>
-    </w:p>
-    <w:p>
-      <w:pPr>
-        <w:spacing w:after="0" w:before="0"/>
-      </w:pPr>
-      <w:r>
-        <w:rPr>
-          <w:b w:val="0"/>
-          <w:sz w:val="22"/>
-        </w:rPr>
-        <w:t>(a) 366</w:t>
-      </w:r>
-    </w:p>
-    <w:p>
-      <w:pPr>
-        <w:spacing w:after="0" w:before="0"/>
-      </w:pPr>
-      <w:r>
-        <w:rPr>
-          <w:b w:val="0"/>
-          <w:sz w:val="22"/>
-        </w:rPr>
-        <w:t>(b) 365</w:t>
-      </w:r>
-    </w:p>
-    <w:p>
-      <w:pPr>
-        <w:spacing w:after="0" w:before="0"/>
-      </w:pPr>
-      <w:r>
-        <w:rPr>
-          <w:b w:val="0"/>
-          <w:sz w:val="22"/>
-        </w:rPr>
-        <w:t>(c) 364</w:t>
-      </w:r>
-    </w:p>
-    <w:p>
-      <w:pPr>
-        <w:spacing w:after="0" w:before="0"/>
-      </w:pPr>
-      <w:r>
-        <w:rPr>
-          <w:b w:val="0"/>
-          <w:sz w:val="22"/>
-        </w:rPr>
-        <w:t>(d) 367</w:t>
-      </w:r>
-    </w:p>
-    <w:p>
-      <w:pPr>
-        <w:spacing w:after="0" w:before="40"/>
-      </w:pPr>
-      <w:r>
-        <w:rPr>
-          <w:b/>
-          <w:sz w:val="22"/>
-        </w:rPr>
-        <w:t>Answer: a</w:t>
-      </w:r>
-    </w:p>
-    <w:p>
-      <w:pPr>
-        <w:spacing w:after="0" w:before="0"/>
-      </w:pPr>
-      <w:r>
-        <w:rPr>
-          <w:b w:val="0"/>
-          <w:sz w:val="21"/>
-        </w:rPr>
-        <w:t>Solution: A leap year has 366 days because February has 29 days.</w:t>
-      </w:r>
-    </w:p>
-    <w:p>
-      <w:pPr>
-        <w:spacing w:after="0" w:before="0"/>
-      </w:pPr>
-      <w:r>
-        <w:rPr>
-          <w:b w:val="0"/>
-          <w:sz w:val="20"/>
-        </w:rPr>
-        <w:t>Positive Marks: 1</w:t>
-      </w:r>
-    </w:p>
-    <w:p>
-      <w:pPr>
-        <w:spacing w:after="160" w:before="0"/>
-      </w:pPr>
-      <w:r>
-        <w:rPr>
-          <w:b w:val="0"/>
-          <w:sz w:val="20"/>
-        </w:rPr>
-        <w:t>Negative Marks: 0.25</w:t>
-      </w:r>
-    </w:p>
-    <w:p>
-      <w:pPr>
-        <w:spacing w:after="20" w:before="120"/>
-      </w:pPr>
-      <w:r>
-        <w:rPr>
-          <w:b/>
-          <w:sz w:val="22"/>
-        </w:rPr>
-        <w:t>Question: The hardest natural substance known is:</w:t>
-      </w:r>
-    </w:p>
-    <w:p>
-      <w:pPr>
-        <w:spacing w:after="0" w:before="0"/>
-      </w:pPr>
-      <w:r>
-        <w:rPr>
-          <w:b w:val="0"/>
-          <w:sz w:val="22"/>
-        </w:rPr>
-        <w:t>(a) Iron</w:t>
-      </w:r>
-    </w:p>
-    <w:p>
-      <w:pPr>
-        <w:spacing w:after="0" w:before="0"/>
-      </w:pPr>
-      <w:r>
-        <w:rPr>
-          <w:b w:val="0"/>
-          <w:sz w:val="22"/>
-        </w:rPr>
-        <w:t>(b) Quartz</w:t>
-      </w:r>
-    </w:p>
-    <w:p>
-      <w:pPr>
-        <w:spacing w:after="0" w:before="0"/>
-      </w:pPr>
-      <w:r>
-        <w:rPr>
-          <w:b w:val="0"/>
-          <w:sz w:val="22"/>
-        </w:rPr>
-        <w:t>(c) Gold</w:t>
-      </w:r>
-    </w:p>
-    <w:p>
-      <w:pPr>
-        <w:spacing w:after="0" w:before="0"/>
-      </w:pPr>
-      <w:r>
-        <w:rPr>
-          <w:b w:val="0"/>
-          <w:sz w:val="22"/>
-        </w:rPr>
-        <w:t>(d) Diamond</w:t>
-      </w:r>
-    </w:p>
-    <w:p>
-      <w:pPr>
-        <w:spacing w:after="0" w:before="40"/>
-      </w:pPr>
-      <w:r>
-        <w:rPr>
-          <w:b/>
-          <w:sz w:val="22"/>
-        </w:rPr>
-        <w:t>Answer: d</w:t>
-      </w:r>
-    </w:p>
-    <w:p>
-      <w:pPr>
-        <w:spacing w:after="0" w:before="0"/>
-      </w:pPr>
-      <w:r>
-        <w:rPr>
-          <w:b w:val="0"/>
-          <w:sz w:val="21"/>
-        </w:rPr>
-        <w:t>Solution: Diamond is the hardest naturally occurring substance (a crystalline form of carbon).</w:t>
-      </w:r>
-    </w:p>
-    <w:p>
-      <w:pPr>
-        <w:spacing w:after="0" w:before="0"/>
-      </w:pPr>
-      <w:r>
-        <w:rPr>
-          <w:b w:val="0"/>
-          <w:sz w:val="20"/>
-        </w:rPr>
-        <w:t>Positive Marks: 1</w:t>
-      </w:r>
-    </w:p>
-    <w:p>
-      <w:pPr>
-        <w:spacing w:after="160" w:before="0"/>
-      </w:pPr>
-      <w:r>
-        <w:rPr>
-          <w:b w:val="0"/>
-          <w:sz w:val="20"/>
-        </w:rPr>
-        <w:t>Negative Marks: 0.25</w:t>
-      </w:r>
-    </w:p>
-    <w:p>
-      <w:pPr>
-        <w:spacing w:after="20" w:before="120"/>
-      </w:pPr>
-      <w:r>
-        <w:rPr>
-          <w:b/>
-          <w:sz w:val="22"/>
-        </w:rPr>
-        <w:t>Question: What is at the back of a Rs. 2000 note of Mahatma Gandhi (new) series?</w:t>
-      </w:r>
-    </w:p>
-    <w:p>
-      <w:pPr>
-        <w:spacing w:after="0" w:before="0"/>
-      </w:pPr>
-      <w:r>
-        <w:rPr>
-          <w:b w:val="0"/>
-          <w:sz w:val="22"/>
-        </w:rPr>
-        <w:t>(a) Mangalayan</w:t>
-      </w:r>
-    </w:p>
-    <w:p>
-      <w:pPr>
-        <w:spacing w:after="0" w:before="0"/>
-      </w:pPr>
-      <w:r>
-        <w:rPr>
-          <w:b w:val="0"/>
-          <w:sz w:val="22"/>
-        </w:rPr>
-        <w:t>(b) Sun Temple</w:t>
-      </w:r>
-    </w:p>
-    <w:p>
-      <w:pPr>
-        <w:spacing w:after="0" w:before="0"/>
-      </w:pPr>
-      <w:r>
-        <w:rPr>
-          <w:b w:val="0"/>
-          <w:sz w:val="22"/>
-        </w:rPr>
-        <w:t>(c) Rani Ki Vav</w:t>
-      </w:r>
-    </w:p>
-    <w:p>
-      <w:pPr>
-        <w:spacing w:after="0" w:before="0"/>
-      </w:pPr>
-      <w:r>
-        <w:rPr>
-          <w:b w:val="0"/>
-          <w:sz w:val="22"/>
-        </w:rPr>
-        <w:t>(d) Red Fort</w:t>
-      </w:r>
-    </w:p>
-    <w:p>
-      <w:pPr>
-        <w:spacing w:after="0" w:before="40"/>
-      </w:pPr>
-      <w:r>
-        <w:rPr>
-          <w:b/>
-          <w:sz w:val="22"/>
-        </w:rPr>
-        <w:t>Answer: a</w:t>
-      </w:r>
-    </w:p>
-    <w:p>
-      <w:pPr>
-        <w:spacing w:after="0" w:before="0"/>
-      </w:pPr>
-      <w:r>
-        <w:rPr>
-          <w:b w:val="0"/>
-          <w:sz w:val="21"/>
-        </w:rPr>
-        <w:t>Solution: The back of the new-series Rs 2000 note depicts Mangalyaan (India's Mars orbiter mission).</w:t>
-      </w:r>
-    </w:p>
-    <w:p>
-      <w:pPr>
-        <w:spacing w:after="0" w:before="0"/>
-      </w:pPr>
-      <w:r>
-        <w:rPr>
-          <w:b w:val="0"/>
-          <w:sz w:val="20"/>
-        </w:rPr>
-        <w:t>Positive Marks: 1</w:t>
-      </w:r>
-    </w:p>
-    <w:p>
-      <w:pPr>
-        <w:spacing w:after="160" w:before="0"/>
-      </w:pPr>
-      <w:r>
-        <w:rPr>
-          <w:b w:val="0"/>
-          <w:sz w:val="20"/>
-        </w:rPr>
-        <w:t>Negative Marks: 0.25</w:t>
-      </w:r>
-    </w:p>
-    <w:p>
-      <w:pPr>
-        <w:spacing w:after="20" w:before="120"/>
-      </w:pPr>
-      <w:r>
-        <w:rPr>
-          <w:b/>
-          <w:sz w:val="22"/>
-        </w:rPr>
-        <w:t>Question: Who is the present CEO of Google?</w:t>
-      </w:r>
-    </w:p>
-    <w:p>
-      <w:pPr>
-        <w:spacing w:after="0" w:before="0"/>
-      </w:pPr>
-      <w:r>
-        <w:rPr>
-          <w:b w:val="0"/>
-          <w:sz w:val="22"/>
-        </w:rPr>
-        <w:t>(a) Mark Zuckerberg</w:t>
-      </w:r>
-    </w:p>
-    <w:p>
-      <w:pPr>
-        <w:spacing w:after="0" w:before="0"/>
-      </w:pPr>
-      <w:r>
-        <w:rPr>
-          <w:b w:val="0"/>
-          <w:sz w:val="22"/>
-        </w:rPr>
-        <w:t>(b) Sunder pichai</w:t>
-      </w:r>
-    </w:p>
-    <w:p>
-      <w:pPr>
-        <w:spacing w:after="0" w:before="0"/>
-      </w:pPr>
-      <w:r>
-        <w:rPr>
-          <w:b w:val="0"/>
-          <w:sz w:val="22"/>
-        </w:rPr>
-        <w:t>(c) Satya Nadella</w:t>
-      </w:r>
-    </w:p>
-    <w:p>
-      <w:pPr>
-        <w:spacing w:after="0" w:before="0"/>
-      </w:pPr>
-      <w:r>
-        <w:rPr>
-          <w:b w:val="0"/>
-          <w:sz w:val="22"/>
-        </w:rPr>
-        <w:t>(d) Timothy Donald Cook</w:t>
-      </w:r>
-    </w:p>
-    <w:p>
-      <w:pPr>
-        <w:spacing w:after="0" w:before="40"/>
-      </w:pPr>
-      <w:r>
-        <w:rPr>
-          <w:b/>
-          <w:sz w:val="22"/>
-        </w:rPr>
-        <w:t>Answer: b</w:t>
-      </w:r>
-    </w:p>
-    <w:p>
-      <w:pPr>
-        <w:spacing w:after="0" w:before="0"/>
-      </w:pPr>
-      <w:r>
-        <w:rPr>
-          <w:b w:val="0"/>
-          <w:sz w:val="21"/>
-        </w:rPr>
-        <w:t>Solution: The current CEO of Google is Sundar Pichai. Sundar Pichai, an Indian- American business executive, took over as the CEO of Google in October 2015. He joined Google in 2004 and has played a significant role in the development of various Google products, including Google Chrome and Android. Under his leadership, Google has expanded its presence and influence in the technology industry. Sundar Pichai is known for his vision and strategic approach in shaping Google's future and driving innovation in areas such as artificial intelligence and cloud computing.</w:t>
-      </w:r>
-    </w:p>
-    <w:p>
-      <w:pPr>
-        <w:spacing w:after="0" w:before="0"/>
-      </w:pPr>
-      <w:r>
-        <w:rPr>
-          <w:b w:val="0"/>
-          <w:sz w:val="20"/>
-        </w:rPr>
-        <w:t>Positive Marks: 1</w:t>
-      </w:r>
-    </w:p>
-    <w:p>
-      <w:pPr>
-        <w:spacing w:after="160" w:before="0"/>
-      </w:pPr>
-      <w:r>
-        <w:rPr>
-          <w:b w:val="0"/>
-          <w:sz w:val="20"/>
-        </w:rPr>
-        <w:t>Negative Marks: 0.25</w:t>
-      </w:r>
-    </w:p>
-    <w:p>
-      <w:pPr>
-        <w:spacing w:after="20" w:before="120"/>
-      </w:pPr>
-      <w:r>
-        <w:rPr>
-          <w:b/>
-          <w:sz w:val="22"/>
-        </w:rPr>
-        <w:t>Question: Which is the largest national park in India (by area)?</w:t>
-      </w:r>
-    </w:p>
-    <w:p>
-      <w:pPr>
-        <w:spacing w:after="0" w:before="0"/>
-      </w:pPr>
-      <w:r>
-        <w:rPr>
-          <w:b w:val="0"/>
-          <w:sz w:val="22"/>
-        </w:rPr>
-        <w:t>(a) Jim Corbett</w:t>
-      </w:r>
-    </w:p>
-    <w:p>
-      <w:pPr>
-        <w:spacing w:after="0" w:before="0"/>
-      </w:pPr>
-      <w:r>
-        <w:rPr>
-          <w:b w:val="0"/>
-          <w:sz w:val="22"/>
-        </w:rPr>
-        <w:t>(b) Kanha</w:t>
-      </w:r>
-    </w:p>
-    <w:p>
-      <w:pPr>
-        <w:spacing w:after="0" w:before="0"/>
-      </w:pPr>
-      <w:r>
-        <w:rPr>
-          <w:b w:val="0"/>
-          <w:sz w:val="22"/>
-        </w:rPr>
-        <w:t>(c) Hemis</w:t>
-      </w:r>
-    </w:p>
-    <w:p>
-      <w:pPr>
-        <w:spacing w:after="0" w:before="0"/>
-      </w:pPr>
-      <w:r>
-        <w:rPr>
-          <w:b w:val="0"/>
-          <w:sz w:val="22"/>
-        </w:rPr>
-        <w:t>(d) Sundarbans</w:t>
-      </w:r>
-    </w:p>
-    <w:p>
-      <w:pPr>
-        <w:spacing w:after="0" w:before="40"/>
-      </w:pPr>
-      <w:r>
-        <w:rPr>
-          <w:b/>
-          <w:sz w:val="22"/>
-        </w:rPr>
-        <w:t>Answer: c</w:t>
-      </w:r>
-    </w:p>
-    <w:p>
-      <w:pPr>
-        <w:spacing w:after="0" w:before="0"/>
-      </w:pPr>
-      <w:r>
-        <w:rPr>
-          <w:b w:val="0"/>
-          <w:sz w:val="21"/>
-        </w:rPr>
-        <w:t>Solution: Hemis National Park in Ladakh is the largest national park in India.</w:t>
-      </w:r>
-    </w:p>
-    <w:p>
-      <w:pPr>
-        <w:spacing w:after="0" w:before="0"/>
-      </w:pPr>
-      <w:r>
-        <w:rPr>
-          <w:b w:val="0"/>
-          <w:sz w:val="20"/>
-        </w:rPr>
-        <w:t>Positive Marks: 1</w:t>
-      </w:r>
-    </w:p>
-    <w:p>
-      <w:pPr>
-        <w:spacing w:after="160" w:before="0"/>
-      </w:pPr>
-      <w:r>
-        <w:rPr>
-          <w:b w:val="0"/>
-          <w:sz w:val="20"/>
-        </w:rPr>
-        <w:t>Negative Marks: 0.25</w:t>
+      <w:r>
+        <w:t xml:space="preserve">Question: "Silicon Valley", the hub of the technology industry, is located in the US state of</w:t>
+      </w:r>
+    </w:p>
+    <w:p>
+      <w:r>
+        <w:t xml:space="preserve">(a) California</w:t>
+      </w:r>
+    </w:p>
+    <w:p>
+      <w:r>
+        <w:t xml:space="preserve">(b) Texas</w:t>
+      </w:r>
+    </w:p>
+    <w:p>
+      <w:r>
+        <w:t xml:space="preserve">(c) New York</w:t>
+      </w:r>
+    </w:p>
+    <w:p>
+      <w:r>
+        <w:t xml:space="preserve">(d) Florida</w:t>
+      </w:r>
+    </w:p>
+    <w:p>
+      <w:r>
+        <w:t xml:space="preserve">Answer: a</w:t>
+      </w:r>
+    </w:p>
+    <w:p>
+      <w:r>
+        <w:t xml:space="preserve">Solution: ✅ Correct Answer: a</w:t>
+      </w:r>
+    </w:p>
+    <w:p>
+      <w:r>
+        <w:t xml:space="preserve">🧠 Reasoning: Silicon Valley lies in the San Francisco Bay area of California — home to Apple, Google, and other major tech companies.</w:t>
+      </w:r>
+    </w:p>
+    <w:p>
+      <w:r>
+        <w:t xml:space="preserve">❌ Why Not Other Options?</w:t>
+      </w:r>
+    </w:p>
+    <w:p>
+      <w:r>
+        <w:t xml:space="preserve">(b) — Texas hosts tech firms but not the famous valley.</w:t>
+      </w:r>
+    </w:p>
+    <w:p>
+      <w:r>
+        <w:t xml:space="preserve">(c) — New York is a finance hub.</w:t>
+      </w:r>
+    </w:p>
+    <w:p>
+      <w:r>
+        <w:t xml:space="preserve">(d) — Florida is not the tech valley.</w:t>
+      </w:r>
+    </w:p>
+    <w:p>
+      <w:r>
+        <w:t xml:space="preserve">⚠️ Exam Trap: "Silicon Valley = California (San Francisco Bay area)" — often paired with 'Bangalore = the Silicon Valley of India.'</w:t>
+      </w:r>
+    </w:p>
+    <w:p>
+      <w:r>
+        <w:t xml:space="preserve">💎 PNC Pearl: "Silicon Valley lives in California; Bangalore is India's answer to it."</w:t>
+      </w:r>
+    </w:p>
+    <w:p>
+      <w:r>
+        <w:t xml:space="preserve">Positive Marks: 1</w:t>
+      </w:r>
+    </w:p>
+    <w:p>
+      <w:r>
+        <w:t xml:space="preserve">Negative Marks: 0.25</w:t>
+      </w:r>
+    </w:p>
+    <w:p>
+      <w:r>
+        <w:t xml:space="preserve"/>
+      </w:r>
+    </w:p>
+    <w:p>
+      <w:r>
+        <w:t xml:space="preserve">Question: The number of players in a cricket team is</w:t>
+      </w:r>
+    </w:p>
+    <w:p>
+      <w:r>
+        <w:t xml:space="preserve">(a) 9</w:t>
+      </w:r>
+    </w:p>
+    <w:p>
+      <w:r>
+        <w:t xml:space="preserve">(b) 11</w:t>
+      </w:r>
+    </w:p>
+    <w:p>
+      <w:r>
+        <w:t xml:space="preserve">(c) 12</w:t>
+      </w:r>
+    </w:p>
+    <w:p>
+      <w:r>
+        <w:t xml:space="preserve">(d) 15</w:t>
+      </w:r>
+    </w:p>
+    <w:p>
+      <w:r>
+        <w:t xml:space="preserve">Answer: b</w:t>
+      </w:r>
+    </w:p>
+    <w:p>
+      <w:r>
+        <w:t xml:space="preserve">Solution: ✅ Correct Answer: b</w:t>
+      </w:r>
+    </w:p>
+    <w:p>
+      <w:r>
+        <w:t xml:space="preserve">🧠 Reasoning: A cricket team fields 11 players at a time — the same as football and hockey.</w:t>
+      </w:r>
+    </w:p>
+    <w:p>
+      <w:r>
+        <w:t xml:space="preserve">❌ Why Not Other Options?</w:t>
+      </w:r>
+    </w:p>
+    <w:p>
+      <w:r>
+        <w:t xml:space="preserve">(a) — 9 is not a standard team size.</w:t>
+      </w:r>
+    </w:p>
+    <w:p>
+      <w:r>
+        <w:t xml:space="preserve">(c) — 12 is the supersub concept in some formats, not the fielded team.</w:t>
+      </w:r>
+    </w:p>
+    <w:p>
+      <w:r>
+        <w:t xml:space="preserve">(d) — 15 is rugby's team size.</w:t>
+      </w:r>
+    </w:p>
+    <w:p>
+      <w:r>
+        <w:t xml:space="preserve">⚠️ Exam Trap: "Cricket = 11, football = 11, volleyball = 6, basketball = 5" — memorize the common team sizes together.</w:t>
+      </w:r>
+    </w:p>
+    <w:p>
+      <w:r>
+        <w:t xml:space="preserve">💎 PNC Pearl: "Eleven on the field for cricket and football; six for volleyball, five for basketball."</w:t>
+      </w:r>
+    </w:p>
+    <w:p>
+      <w:r>
+        <w:t xml:space="preserve">Positive Marks: 1</w:t>
+      </w:r>
+    </w:p>
+    <w:p>
+      <w:r>
+        <w:t xml:space="preserve">Negative Marks: 0.25</w:t>
+      </w:r>
+    </w:p>
+    <w:p>
+      <w:r>
+        <w:t xml:space="preserve"/>
+      </w:r>
+    </w:p>
+    <w:p>
+      <w:r>
+        <w:t xml:space="preserve">Question: The famous monument "Gateway of India" is located in</w:t>
+      </w:r>
+    </w:p>
+    <w:p>
+      <w:r>
+        <w:t xml:space="preserve">(a) Mumbai</w:t>
+      </w:r>
+    </w:p>
+    <w:p>
+      <w:r>
+        <w:t xml:space="preserve">(b) Delhi</w:t>
+      </w:r>
+    </w:p>
+    <w:p>
+      <w:r>
+        <w:t xml:space="preserve">(c) Kolkata</w:t>
+      </w:r>
+    </w:p>
+    <w:p>
+      <w:r>
+        <w:t xml:space="preserve">(d) Chennai</w:t>
+      </w:r>
+    </w:p>
+    <w:p>
+      <w:r>
+        <w:t xml:space="preserve">Answer: a</w:t>
+      </w:r>
+    </w:p>
+    <w:p>
+      <w:r>
+        <w:t xml:space="preserve">Solution: ✅ Correct Answer: a</w:t>
+      </w:r>
+    </w:p>
+    <w:p>
+      <w:r>
+        <w:t xml:space="preserve">🧠 Reasoning: The Gateway of India, built in 1924, stands on the Apollo Bunder waterfront in Mumbai.</w:t>
+      </w:r>
+    </w:p>
+    <w:p>
+      <w:r>
+        <w:t xml:space="preserve">❌ Why Not Other Options?</w:t>
+      </w:r>
+    </w:p>
+    <w:p>
+      <w:r>
+        <w:t xml:space="preserve">(b) — Delhi has the India Gate.</w:t>
+      </w:r>
+    </w:p>
+    <w:p>
+      <w:r>
+        <w:t xml:space="preserve">(c) — Kolkata has the Victoria Memorial.</w:t>
+      </w:r>
+    </w:p>
+    <w:p>
+      <w:r>
+        <w:t xml:space="preserve">(d) — Chennai has the Marina Beach.</w:t>
+      </w:r>
+    </w:p>
+    <w:p>
+      <w:r>
+        <w:t xml:space="preserve">⚠️ Exam Trap: "Gateway of India = Mumbai; India Gate = Delhi" — the two famous gates are a classic city-identification trap.</w:t>
+      </w:r>
+    </w:p>
+    <w:p>
+      <w:r>
+        <w:t xml:space="preserve">💎 PNC Pearl: "Gateway of India greets the sea in Mumbai; India Gate salutes the fallen in Delhi."</w:t>
+      </w:r>
+    </w:p>
+    <w:p>
+      <w:r>
+        <w:t xml:space="preserve">Positive Marks: 1</w:t>
+      </w:r>
+    </w:p>
+    <w:p>
+      <w:r>
+        <w:t xml:space="preserve">Negative Marks: 0.25</w:t>
+      </w:r>
+    </w:p>
+    <w:p>
+      <w:r>
+        <w:t xml:space="preserve"/>
+      </w:r>
+    </w:p>
+    <w:p>
+      <w:r>
+        <w:t xml:space="preserve">Question: World Health Day is celebrated on</w:t>
+      </w:r>
+    </w:p>
+    <w:p>
+      <w:r>
+        <w:t xml:space="preserve">(a) April 7</w:t>
+      </w:r>
+    </w:p>
+    <w:p>
+      <w:r>
+        <w:t xml:space="preserve">(b) June 5</w:t>
+      </w:r>
+    </w:p>
+    <w:p>
+      <w:r>
+        <w:t xml:space="preserve">(c) October 1</w:t>
+      </w:r>
+    </w:p>
+    <w:p>
+      <w:r>
+        <w:t xml:space="preserve">(d) December 1</w:t>
+      </w:r>
+    </w:p>
+    <w:p>
+      <w:r>
+        <w:t xml:space="preserve">Answer: a</w:t>
+      </w:r>
+    </w:p>
+    <w:p>
+      <w:r>
+        <w:t xml:space="preserve">Solution: ✅ Correct Answer: a</w:t>
+      </w:r>
+    </w:p>
+    <w:p>
+      <w:r>
+        <w:t xml:space="preserve">🧠 Reasoning: World Health Day is observed on 7 April — the founding day of WHO in 1948.</w:t>
+      </w:r>
+    </w:p>
+    <w:p>
+      <w:r>
+        <w:t xml:space="preserve">❌ Why Not Other Options?</w:t>
+      </w:r>
+    </w:p>
+    <w:p>
+      <w:r>
+        <w:t xml:space="preserve">(b) — June 5 is World Environment Day.</w:t>
+      </w:r>
+    </w:p>
+    <w:p>
+      <w:r>
+        <w:t xml:space="preserve">(c) — October 1 is International Day of Older Persons.</w:t>
+      </w:r>
+    </w:p>
+    <w:p>
+      <w:r>
+        <w:t xml:space="preserve">(d) — December 1 is World AIDS Day.</w:t>
+      </w:r>
+    </w:p>
+    <w:p>
+      <w:r>
+        <w:t xml:space="preserve">⚠️ Exam Trap: The health-day dates — "April 7 = WHO day, June 5 = Environment, December 1 = AIDS, June 21 = Yoga" — a quick-revision list for GK.</w:t>
+      </w:r>
+    </w:p>
+    <w:p>
+      <w:r>
+        <w:t xml:space="preserve">💎 PNC Pearl: "April 7: the day WHO was born — health's own birthday."</w:t>
+      </w:r>
+    </w:p>
+    <w:p>
+      <w:r>
+        <w:t xml:space="preserve">Positive Marks: 1</w:t>
+      </w:r>
+    </w:p>
+    <w:p>
+      <w:r>
+        <w:t xml:space="preserve">Negative Marks: 0.25</w:t>
+      </w:r>
+    </w:p>
+    <w:p>
+      <w:r>
+        <w:t xml:space="preserve"/>
+      </w:r>
+    </w:p>
+    <w:p>
+      <w:r>
+        <w:t xml:space="preserve">Question: If 4 books cost Rs 200, what is the cost of 10 books?</w:t>
+      </w:r>
+    </w:p>
+    <w:p>
+      <w:r>
+        <w:t xml:space="preserve">(a) Rs 400</w:t>
+      </w:r>
+    </w:p>
+    <w:p>
+      <w:r>
+        <w:t xml:space="preserve">(b) Rs 500</w:t>
+      </w:r>
+    </w:p>
+    <w:p>
+      <w:r>
+        <w:t xml:space="preserve">(c) Rs 600</w:t>
+      </w:r>
+    </w:p>
+    <w:p>
+      <w:r>
+        <w:t xml:space="preserve">(d) Rs 800</w:t>
+      </w:r>
+    </w:p>
+    <w:p>
+      <w:r>
+        <w:t xml:space="preserve">Answer: b</w:t>
+      </w:r>
+    </w:p>
+    <w:p>
+      <w:r>
+        <w:t xml:space="preserve">Solution: ✅ Correct Answer: b</w:t>
+      </w:r>
+    </w:p>
+    <w:p>
+      <w:r>
+        <w:t xml:space="preserve">🧠 Reasoning: One book costs 200 ÷ 4 = Rs 50, so 10 books cost 50 × 10 = Rs 500 (unitary method).</w:t>
+      </w:r>
+    </w:p>
+    <w:p>
+      <w:r>
+        <w:t xml:space="preserve">❌ Why Not Other Options?</w:t>
+      </w:r>
+    </w:p>
+    <w:p>
+      <w:r>
+        <w:t xml:space="preserve">(a) — Rs 400 doubles the 4-book price, not the 10-book quantity.</w:t>
+      </w:r>
+    </w:p>
+    <w:p>
+      <w:r>
+        <w:t xml:space="preserve">(c) — Rs 600 has no basis in the rate.</w:t>
+      </w:r>
+    </w:p>
+    <w:p>
+      <w:r>
+        <w:t xml:space="preserve">(d) — Rs 800 multiplies 200 by 4 — a wrong operation.</w:t>
+      </w:r>
+    </w:p>
+    <w:p>
+      <w:r>
+        <w:t xml:space="preserve">⚠️ Exam Trap: Find the price of ONE book first (200/4 = 50), then multiply by 10 — the unitary method never fails.</w:t>
+      </w:r>
+    </w:p>
+    <w:p>
+      <w:r>
+        <w:t xml:space="preserve">💎 PNC Pearl: "Fifty rupees a book, ten books, five hundred — one unit first, then scale."</w:t>
+      </w:r>
+    </w:p>
+    <w:p>
+      <w:r>
+        <w:t xml:space="preserve">Positive Marks: 1</w:t>
+      </w:r>
+    </w:p>
+    <w:p>
+      <w:r>
+        <w:t xml:space="preserve">Negative Marks: 0.25</w:t>
+      </w:r>
+    </w:p>
+    <w:p>
+      <w:r>
+        <w:t xml:space="preserve"/>
+      </w:r>
+    </w:p>
+    <w:p>
+      <w:r>
+        <w:t xml:space="preserve">Question: The difference between the largest and the smallest of the numbers 12, 7, 19 and 4 is</w:t>
+      </w:r>
+    </w:p>
+    <w:p>
+      <w:r>
+        <w:t xml:space="preserve">(a) 15</w:t>
+      </w:r>
+    </w:p>
+    <w:p>
+      <w:r>
+        <w:t xml:space="preserve">(b) 12</w:t>
+      </w:r>
+    </w:p>
+    <w:p>
+      <w:r>
+        <w:t xml:space="preserve">(c) 8</w:t>
+      </w:r>
+    </w:p>
+    <w:p>
+      <w:r>
+        <w:t xml:space="preserve">(d) 7</w:t>
+      </w:r>
+    </w:p>
+    <w:p>
+      <w:r>
+        <w:t xml:space="preserve">Answer: a</w:t>
+      </w:r>
+    </w:p>
+    <w:p>
+      <w:r>
+        <w:t xml:space="preserve">Solution: ✅ Correct Answer: a</w:t>
+      </w:r>
+    </w:p>
+    <w:p>
+      <w:r>
+        <w:t xml:space="preserve">🧠 Reasoning: Largest = 19, smallest = 4, so the difference = 19 − 4 = 15 (this is the range).</w:t>
+      </w:r>
+    </w:p>
+    <w:p>
+      <w:r>
+        <w:t xml:space="preserve">❌ Why Not Other Options?</w:t>
+      </w:r>
+    </w:p>
+    <w:p>
+      <w:r>
+        <w:t xml:space="preserve">(b) — 12 is one of the numbers, not the difference.</w:t>
+      </w:r>
+    </w:p>
+    <w:p>
+      <w:r>
+        <w:t xml:space="preserve">(c) — 8 is 12 − 4, not the full range.</w:t>
+      </w:r>
+    </w:p>
+    <w:p>
+      <w:r>
+        <w:t xml:space="preserve">(d) — 7 is another listed number.</w:t>
+      </w:r>
+    </w:p>
+    <w:p>
+      <w:r>
+        <w:t xml:space="preserve">⚠️ Exam Trap: "Range = largest − smallest" — identify the extremes first, then subtract.</w:t>
+      </w:r>
+    </w:p>
+    <w:p>
+      <w:r>
+        <w:t xml:space="preserve">💎 PNC Pearl: "Range is the gap between the extremes — 19 minus 4 is 15."</w:t>
+      </w:r>
+    </w:p>
+    <w:p>
+      <w:r>
+        <w:t xml:space="preserve">Positive Marks: 1</w:t>
+      </w:r>
+    </w:p>
+    <w:p>
+      <w:r>
+        <w:t xml:space="preserve">Negative Marks: 0.25</w:t>
+      </w:r>
+    </w:p>
+    <w:p>
+      <w:r>
+        <w:t xml:space="preserve"/>
+      </w:r>
+    </w:p>
+    <w:p>
+      <w:r>
+        <w:t xml:space="preserve">Question: What is 15% of 200?</w:t>
+      </w:r>
+    </w:p>
+    <w:p>
+      <w:r>
+        <w:t xml:space="preserve">(a) 15</w:t>
+      </w:r>
+    </w:p>
+    <w:p>
+      <w:r>
+        <w:t xml:space="preserve">(b) 25</w:t>
+      </w:r>
+    </w:p>
+    <w:p>
+      <w:r>
+        <w:t xml:space="preserve">(c) 30</w:t>
+      </w:r>
+    </w:p>
+    <w:p>
+      <w:r>
+        <w:t xml:space="preserve">(d) 45</w:t>
+      </w:r>
+    </w:p>
+    <w:p>
+      <w:r>
+        <w:t xml:space="preserve">Answer: c</w:t>
+      </w:r>
+    </w:p>
+    <w:p>
+      <w:r>
+        <w:t xml:space="preserve">Solution: ✅ Correct Answer: c</w:t>
+      </w:r>
+    </w:p>
+    <w:p>
+      <w:r>
+        <w:t xml:space="preserve">🧠 Reasoning: 15% of 200 = (15/100) × 200 = 30. Split: 10% of 200 = 20 and 5% = 10, so 15% = 30.</w:t>
+      </w:r>
+    </w:p>
+    <w:p>
+      <w:r>
+        <w:t xml:space="preserve">❌ Why Not Other Options?</w:t>
+      </w:r>
+    </w:p>
+    <w:p>
+      <w:r>
+        <w:t xml:space="preserve">(a) — 15 is 15% of 100, not 200.</w:t>
+      </w:r>
+    </w:p>
+    <w:p>
+      <w:r>
+        <w:t xml:space="preserve">(b) — 25 has no basis.</w:t>
+      </w:r>
+    </w:p>
+    <w:p>
+      <w:r>
+        <w:t xml:space="preserve">(d) — 45 would be 22.5%.</w:t>
+      </w:r>
+    </w:p>
+    <w:p>
+      <w:r>
+        <w:t xml:space="preserve">⚠️ Exam Trap: "Split percentages into 10% + 5% for fast mental math" — 20 + 10 = 30.</w:t>
+      </w:r>
+    </w:p>
+    <w:p>
+      <w:r>
+        <w:t xml:space="preserve">💎 PNC Pearl: "10% then half of that — 20 plus 10 equals 30."</w:t>
+      </w:r>
+    </w:p>
+    <w:p>
+      <w:r>
+        <w:t xml:space="preserve">Positive Marks: 1</w:t>
+      </w:r>
+    </w:p>
+    <w:p>
+      <w:r>
+        <w:t xml:space="preserve">Negative Marks: 0.25</w:t>
+      </w:r>
+    </w:p>
+    <w:p>
+      <w:r>
+        <w:t xml:space="preserve"/>
+      </w:r>
+    </w:p>
+    <w:p>
+      <w:r>
+        <w:t xml:space="preserve">Question: Which of the following is NOT a programming language?</w:t>
+      </w:r>
+    </w:p>
+    <w:p>
+      <w:r>
+        <w:t xml:space="preserve">(a) Python</w:t>
+      </w:r>
+    </w:p>
+    <w:p>
+      <w:r>
+        <w:t xml:space="preserve">(b) Java</w:t>
+      </w:r>
+    </w:p>
+    <w:p>
+      <w:r>
+        <w:t xml:space="preserve">(c) C++</w:t>
+      </w:r>
+    </w:p>
+    <w:p>
+      <w:r>
+        <w:t xml:space="preserve">(d) MS Word</w:t>
+      </w:r>
+    </w:p>
+    <w:p>
+      <w:r>
+        <w:t xml:space="preserve">Answer: d</w:t>
+      </w:r>
+    </w:p>
+    <w:p>
+      <w:r>
+        <w:t xml:space="preserve">Solution: ✅ Correct Answer: d</w:t>
+      </w:r>
+    </w:p>
+    <w:p>
+      <w:r>
+        <w:t xml:space="preserve">🧠 Reasoning: Python, Java, and C++ are programming languages used to write software; MS Word is a word-processing APPLICATION, not a language.</w:t>
+      </w:r>
+    </w:p>
+    <w:p>
+      <w:r>
+        <w:t xml:space="preserve">❌ Why Not Other Options?</w:t>
+      </w:r>
+    </w:p>
+    <w:p>
+      <w:r>
+        <w:t xml:space="preserve">(a) — Python is a popular programming language.</w:t>
+      </w:r>
+    </w:p>
+    <w:p>
+      <w:r>
+        <w:t xml:space="preserve">(b) — Java is a programming language.</w:t>
+      </w:r>
+    </w:p>
+    <w:p>
+      <w:r>
+        <w:t xml:space="preserve">(c) — C++ is a programming language.</w:t>
+      </w:r>
+    </w:p>
+    <w:p>
+      <w:r>
+        <w:t xml:space="preserve">⚠️ Exam Trap: "Programming languages = Python, Java, C, C++ (and HTML as markup); applications = Word, Excel, Chrome" — the language-vs-application split is a standard computer question.</w:t>
+      </w:r>
+    </w:p>
+    <w:p>
+      <w:r>
+        <w:t xml:space="preserve">💎 PNC Pearl: "Word is a tool, Python is a language — one writes documents, the other writes programs."</w:t>
+      </w:r>
+    </w:p>
+    <w:p>
+      <w:r>
+        <w:t xml:space="preserve">Positive Marks: 1</w:t>
+      </w:r>
+    </w:p>
+    <w:p>
+      <w:r>
+        <w:t xml:space="preserve">Negative Marks: 0.25</w:t>
+      </w:r>
+    </w:p>
+    <w:p>
+      <w:r>
+        <w:t xml:space="preserve"/>
+      </w:r>
+    </w:p>
+    <w:p>
+      <w:r>
+        <w:t xml:space="preserve">Question: The memory of a computer that loses its contents when the power is switched off is</w:t>
+      </w:r>
+    </w:p>
+    <w:p>
+      <w:r>
+        <w:t xml:space="preserve">(a) RAM</w:t>
+      </w:r>
+    </w:p>
+    <w:p>
+      <w:r>
+        <w:t xml:space="preserve">(b) ROM</w:t>
+      </w:r>
+    </w:p>
+    <w:p>
+      <w:r>
+        <w:t xml:space="preserve">(c) Hard disk</w:t>
+      </w:r>
+    </w:p>
+    <w:p>
+      <w:r>
+        <w:t xml:space="preserve">(d) DVD</w:t>
+      </w:r>
+    </w:p>
+    <w:p>
+      <w:r>
+        <w:t xml:space="preserve">Answer: a</w:t>
+      </w:r>
+    </w:p>
+    <w:p>
+      <w:r>
+        <w:t xml:space="preserve">Solution: ✅ Correct Answer: a</w:t>
+      </w:r>
+    </w:p>
+    <w:p>
+      <w:r>
+        <w:t xml:space="preserve">🧠 Reasoning: RAM is VOLATILE memory — its contents vanish when power is off.</w:t>
+      </w:r>
+    </w:p>
+    <w:p>
+      <w:r>
+        <w:t xml:space="preserve">❌ Why Not Other Options?</w:t>
+      </w:r>
+    </w:p>
+    <w:p>
+      <w:r>
+        <w:t xml:space="preserve">(b) — ROM is non-volatile — it retains data.</w:t>
+      </w:r>
+    </w:p>
+    <w:p>
+      <w:r>
+        <w:t xml:space="preserve">(c) — The hard disk is non-volatile permanent storage.</w:t>
+      </w:r>
+    </w:p>
+    <w:p>
+      <w:r>
+        <w:t xml:space="preserve">(d) — DVDs retain data without power.</w:t>
+      </w:r>
+    </w:p>
+    <w:p>
+      <w:r>
+        <w:t xml:space="preserve">⚠️ Exam Trap: "RAM = volatile (lost), ROM = read-only and retained" — the volatility contrast is the classic computer-memory question.</w:t>
+      </w:r>
+    </w:p>
+    <w:p>
+      <w:r>
+        <w:t xml:space="preserve">💎 PNC Pearl: "RAM forgets at shutdown; ROM and the hard disk remember."</w:t>
+      </w:r>
+    </w:p>
+    <w:p>
+      <w:r>
+        <w:t xml:space="preserve">Positive Marks: 1</w:t>
+      </w:r>
+    </w:p>
+    <w:p>
+      <w:r>
+        <w:t xml:space="preserve">Negative Marks: 0.25</w:t>
+      </w:r>
+    </w:p>
+    <w:p>
+      <w:r>
+        <w:t xml:space="preserve"/>
+      </w:r>
+    </w:p>
+    <w:p>
+      <w:r>
+        <w:t xml:space="preserve">Question: Which device is used to convert a printed document or picture into digital form?</w:t>
+      </w:r>
+    </w:p>
+    <w:p>
+      <w:r>
+        <w:t xml:space="preserve">(a) Scanner</w:t>
+      </w:r>
+    </w:p>
+    <w:p>
+      <w:r>
+        <w:t xml:space="preserve">(b) Plotter</w:t>
+      </w:r>
+    </w:p>
+    <w:p>
+      <w:r>
+        <w:t xml:space="preserve">(c) Speaker</w:t>
+      </w:r>
+    </w:p>
+    <w:p>
+      <w:r>
+        <w:t xml:space="preserve">(d) Joystick</w:t>
+      </w:r>
+    </w:p>
+    <w:p>
+      <w:r>
+        <w:t xml:space="preserve">Answer: a</w:t>
+      </w:r>
+    </w:p>
+    <w:p>
+      <w:r>
+        <w:t xml:space="preserve">Solution: ✅ Correct Answer: a</w:t>
+      </w:r>
+    </w:p>
+    <w:p>
+      <w:r>
+        <w:t xml:space="preserve">🧠 Reasoning: A scanner digitizes printed documents and images into the computer — an INPUT device.</w:t>
+      </w:r>
+    </w:p>
+    <w:p>
+      <w:r>
+        <w:t xml:space="preserve">❌ Why Not Other Options?</w:t>
+      </w:r>
+    </w:p>
+    <w:p>
+      <w:r>
+        <w:t xml:space="preserve">(b) — A plotter PRINTS large graphics (output).</w:t>
+      </w:r>
+    </w:p>
+    <w:p>
+      <w:r>
+        <w:t xml:space="preserve">(c) — A speaker outputs sound.</w:t>
+      </w:r>
+    </w:p>
+    <w:p>
+      <w:r>
+        <w:t xml:space="preserve">(d) — A joystick is a game input device, not for documents.</w:t>
+      </w:r>
+    </w:p>
+    <w:p>
+      <w:r>
+        <w:t xml:space="preserve">⚠️ Exam Trap: "Scanner = input (paper to digital); plotter = output (digital to paper)" — the reverse-direction pair is the exam point.</w:t>
+      </w:r>
+    </w:p>
+    <w:p>
+      <w:r>
+        <w:t xml:space="preserve">💎 PNC Pearl: "Scanner reads paper into the computer; plotter draws the computer onto paper."</w:t>
+      </w:r>
+    </w:p>
+    <w:p>
+      <w:r>
+        <w:t xml:space="preserve">Positive Marks: 1</w:t>
+      </w:r>
+    </w:p>
+    <w:p>
+      <w:r>
+        <w:t xml:space="preserve">Negative Marks: 0.25</w:t>
+      </w:r>
+    </w:p>
+    <w:p>
+      <w:r>
+        <w:t xml:space="preserve">Question: The national bird of India is the</w:t>
+      </w:r>
+    </w:p>
+    <w:p>
+      <w:r>
+        <w:t xml:space="preserve">(a) Peacock</w:t>
+      </w:r>
+    </w:p>
+    <w:p>
+      <w:r>
+        <w:t xml:space="preserve">(b) Eagle</w:t>
+      </w:r>
+    </w:p>
+    <w:p>
+      <w:r>
+        <w:t xml:space="preserve">(c) Parrot</w:t>
+      </w:r>
+    </w:p>
+    <w:p>
+      <w:r>
+        <w:t xml:space="preserve">(d) Sparrow</w:t>
+      </w:r>
+    </w:p>
+    <w:p>
+      <w:r>
+        <w:t xml:space="preserve">Answer: a</w:t>
+      </w:r>
+    </w:p>
+    <w:p>
+      <w:r>
+        <w:t xml:space="preserve">Solution: ✅ Correct Answer: a</w:t>
+      </w:r>
+    </w:p>
+    <w:p>
+      <w:r>
+        <w:t xml:space="preserve">🧠 Reasoning: The Indian peacock (Pavo cristatus) is the national bird of India.</w:t>
+      </w:r>
+    </w:p>
+    <w:p>
+      <w:r>
+        <w:t xml:space="preserve">❌ Why Not Other Options?</w:t>
+      </w:r>
+    </w:p>
+    <w:p>
+      <w:r>
+        <w:t xml:space="preserve">(b) — The eagle is not a national symbol.</w:t>
+      </w:r>
+    </w:p>
+    <w:p>
+      <w:r>
+        <w:t xml:space="preserve">(c) — The parrot is not a national symbol.</w:t>
+      </w:r>
+    </w:p>
+    <w:p>
+      <w:r>
+        <w:t xml:space="preserve">(d) — The sparrow is the state bird of Delhi, not the national bird.</w:t>
+      </w:r>
+    </w:p>
+    <w:p>
+      <w:r>
+        <w:t xml:space="preserve">⚠️ Exam Trap: National symbols — "bird = peacock, animal = tiger, flower = lotus, tree = banyan, fruit = mango" — one line revises the whole set for GK.</w:t>
+      </w:r>
+    </w:p>
+    <w:p>
+      <w:r>
+        <w:t xml:space="preserve">💎 PNC Pearl: "Peacock the bird, tiger the animal, lotus the flower — the tricolour of national symbols."</w:t>
+      </w:r>
+    </w:p>
+    <w:p>
+      <w:r>
+        <w:t xml:space="preserve">Positive Marks: 1</w:t>
+      </w:r>
+    </w:p>
+    <w:p>
+      <w:r>
+        <w:t xml:space="preserve">Negative Marks: 0.25</w:t>
+      </w:r>
+    </w:p>
+    <w:p>
+      <w:r>
+        <w:t xml:space="preserve"/>
+      </w:r>
+    </w:p>
+    <w:p>
+      <w:r>
+        <w:t xml:space="preserve">Question: The International Red Cross movement was founded by</w:t>
+      </w:r>
+    </w:p>
+    <w:p>
+      <w:r>
+        <w:t xml:space="preserve">(a) Henry Dunant</w:t>
+      </w:r>
+    </w:p>
+    <w:p>
+      <w:r>
+        <w:t xml:space="preserve">(b) Florence Nightingale</w:t>
+      </w:r>
+    </w:p>
+    <w:p>
+      <w:r>
+        <w:t xml:space="preserve">(c) Mahatma Gandhi</w:t>
+      </w:r>
+    </w:p>
+    <w:p>
+      <w:r>
+        <w:t xml:space="preserve">(d) Louis Pasteur</w:t>
+      </w:r>
+    </w:p>
+    <w:p>
+      <w:r>
+        <w:t xml:space="preserve">Answer: a</w:t>
+      </w:r>
+    </w:p>
+    <w:p>
+      <w:r>
+        <w:t xml:space="preserve">Solution: ✅ Correct Answer: a</w:t>
+      </w:r>
+    </w:p>
+    <w:p>
+      <w:r>
+        <w:t xml:space="preserve">🧠 Reasoning: Henry Dunant founded the Red Cross in 1863 after witnessing the Battle of Solferino; the Red Cross emblem is the Swiss flag's colours inverted in his honour.</w:t>
+      </w:r>
+    </w:p>
+    <w:p>
+      <w:r>
+        <w:t xml:space="preserve">❌ Why Not Other Options?</w:t>
+      </w:r>
+    </w:p>
+    <w:p>
+      <w:r>
+        <w:t xml:space="preserve">(b) — Nightingale founded modern nursing.</w:t>
+      </w:r>
+    </w:p>
+    <w:p>
+      <w:r>
+        <w:t xml:space="preserve">(c) — Gandhi led India's freedom movement.</w:t>
+      </w:r>
+    </w:p>
+    <w:p>
+      <w:r>
+        <w:t xml:space="preserve">(d) — Pasteur developed vaccines.</w:t>
+      </w:r>
+    </w:p>
+    <w:p>
+      <w:r>
+        <w:t xml:space="preserve">⚠️ Exam Trap: "Red Cross = Henry Dunant (Switzerland)" — the founder-to-organization match is a standard GK fact.</w:t>
+      </w:r>
+    </w:p>
+    <w:p>
+      <w:r>
+        <w:t xml:space="preserve">💎 PNC Pearl: "Dunant saw war's horror and gave the world the Red Cross — neutrality with a cross."</w:t>
+      </w:r>
+    </w:p>
+    <w:p>
+      <w:r>
+        <w:t xml:space="preserve">Positive Marks: 1</w:t>
+      </w:r>
+    </w:p>
+    <w:p>
+      <w:r>
+        <w:t xml:space="preserve">Negative Marks: 0.25</w:t>
+      </w:r>
+    </w:p>
+    <w:p>
+      <w:r>
+        <w:t xml:space="preserve"/>
+      </w:r>
+    </w:p>
+    <w:p>
+      <w:r>
+        <w:t xml:space="preserve">Question: The famous monument "Taj Mahal" is located in</w:t>
+      </w:r>
+    </w:p>
+    <w:p>
+      <w:r>
+        <w:t xml:space="preserve">(a) Agra</w:t>
+      </w:r>
+    </w:p>
+    <w:p>
+      <w:r>
+        <w:t xml:space="preserve">(b) Jaipur</w:t>
+      </w:r>
+    </w:p>
+    <w:p>
+      <w:r>
+        <w:t xml:space="preserve">(c) Lucknow</w:t>
+      </w:r>
+    </w:p>
+    <w:p>
+      <w:r>
+        <w:t xml:space="preserve">(d) Hyderabad</w:t>
+      </w:r>
+    </w:p>
+    <w:p>
+      <w:r>
+        <w:t xml:space="preserve">Answer: a</w:t>
+      </w:r>
+    </w:p>
+    <w:p>
+      <w:r>
+        <w:t xml:space="preserve">Solution: ✅ Correct Answer: a</w:t>
+      </w:r>
+    </w:p>
+    <w:p>
+      <w:r>
+        <w:t xml:space="preserve">🧠 Reasoning: The Taj Mahal, a UNESCO World Heritage Site, stands in Agra on the banks of the Yamuna — built by Shah Jahan for Mumtaz Mahal.</w:t>
+      </w:r>
+    </w:p>
+    <w:p>
+      <w:r>
+        <w:t xml:space="preserve">❌ Why Not Other Options?</w:t>
+      </w:r>
+    </w:p>
+    <w:p>
+      <w:r>
+        <w:t xml:space="preserve">(b) — Jaipur has the Hawa Mahal.</w:t>
+      </w:r>
+    </w:p>
+    <w:p>
+      <w:r>
+        <w:t xml:space="preserve">(c) — Lucknow has the Bara Imambara.</w:t>
+      </w:r>
+    </w:p>
+    <w:p>
+      <w:r>
+        <w:t xml:space="preserve">(d) — Hyderabad has the Charminar.</w:t>
+      </w:r>
+    </w:p>
+    <w:p>
+      <w:r>
+        <w:t xml:space="preserve">⚠️ Exam Trap: "Taj = Agra on the Yamuna; built by Shah Jahan in the 17th century" — the builder and location pair is the exam answer.</w:t>
+      </w:r>
+    </w:p>
+    <w:p>
+      <w:r>
+        <w:t xml:space="preserve">💎 PNC Pearl: "A marble poem on the Yamuna in Agra — Shah Jahan's monument to love."</w:t>
+      </w:r>
+    </w:p>
+    <w:p>
+      <w:r>
+        <w:t xml:space="preserve">Positive Marks: 1</w:t>
+      </w:r>
+    </w:p>
+    <w:p>
+      <w:r>
+        <w:t xml:space="preserve">Negative Marks: 0.25</w:t>
+      </w:r>
+    </w:p>
+    <w:p>
+      <w:r>
+        <w:t xml:space="preserve"/>
+      </w:r>
+    </w:p>
+    <w:p>
+      <w:r>
+        <w:t xml:space="preserve">Question: If 5 machines produce 100 items in 4 days, how many items will the same 5 machines produce in 8 days?</w:t>
+      </w:r>
+    </w:p>
+    <w:p>
+      <w:r>
+        <w:t xml:space="preserve">(a) 100</w:t>
+      </w:r>
+    </w:p>
+    <w:p>
+      <w:r>
+        <w:t xml:space="preserve">(b) 150</w:t>
+      </w:r>
+    </w:p>
+    <w:p>
+      <w:r>
+        <w:t xml:space="preserve">(c) 200</w:t>
+      </w:r>
+    </w:p>
+    <w:p>
+      <w:r>
+        <w:t xml:space="preserve">(d) 400</w:t>
+      </w:r>
+    </w:p>
+    <w:p>
+      <w:r>
+        <w:t xml:space="preserve">Answer: c</w:t>
+      </w:r>
+    </w:p>
+    <w:p>
+      <w:r>
+        <w:t xml:space="preserve">Solution: ✅ Correct Answer: c</w:t>
+      </w:r>
+    </w:p>
+    <w:p>
+      <w:r>
+        <w:t xml:space="preserve">🧠 Reasoning: The machines' rate is unchanged — doubling the time from 4 to 8 days doubles the output: 100 × 2 = 200 items.</w:t>
+      </w:r>
+    </w:p>
+    <w:p>
+      <w:r>
+        <w:t xml:space="preserve">❌ Why Not Other Options?</w:t>
+      </w:r>
+    </w:p>
+    <w:p>
+      <w:r>
+        <w:t xml:space="preserve">(a) — 100 ignores the extra time.</w:t>
+      </w:r>
+    </w:p>
+    <w:p>
+      <w:r>
+        <w:t xml:space="preserve">(b) — 150 implies 1.5× — no basis.</w:t>
+      </w:r>
+    </w:p>
+    <w:p>
+      <w:r>
+        <w:t xml:space="preserve">(d) — 400 quadruples the output incorrectly.</w:t>
+      </w:r>
+    </w:p>
+    <w:p>
+      <w:r>
+        <w:t xml:space="preserve">⚠️ Exam Trap: "Same machines + double time = double output" — keep the rate constant and scale only the variable that changed.</w:t>
+      </w:r>
+    </w:p>
+    <w:p>
+      <w:r>
+        <w:t xml:space="preserve">💎 PNC Pearl: "Same workers, twice the days, twice the work — 100 becomes 200."</w:t>
+      </w:r>
+    </w:p>
+    <w:p>
+      <w:r>
+        <w:t xml:space="preserve">Positive Marks: 1</w:t>
+      </w:r>
+    </w:p>
+    <w:p>
+      <w:r>
+        <w:t xml:space="preserve">Negative Marks: 0.25</w:t>
+      </w:r>
+    </w:p>
+    <w:p>
+      <w:r>
+        <w:t xml:space="preserve"/>
+      </w:r>
+    </w:p>
+    <w:p>
+      <w:r>
+        <w:t xml:space="preserve">Question: Find the next number in the series: 10, 17, 26, 37, ?</w:t>
+      </w:r>
+    </w:p>
+    <w:p>
+      <w:r>
+        <w:t xml:space="preserve">(a) 46</w:t>
+      </w:r>
+    </w:p>
+    <w:p>
+      <w:r>
+        <w:t xml:space="preserve">(b) 48</w:t>
+      </w:r>
+    </w:p>
+    <w:p>
+      <w:r>
+        <w:t xml:space="preserve">(c) 50</w:t>
+      </w:r>
+    </w:p>
+    <w:p>
+      <w:r>
+        <w:t xml:space="preserve">(d) 52</w:t>
+      </w:r>
+    </w:p>
+    <w:p>
+      <w:r>
+        <w:t xml:space="preserve">Answer: c</w:t>
+      </w:r>
+    </w:p>
+    <w:p>
+      <w:r>
+        <w:t xml:space="preserve">Solution: ✅ Correct Answer: c</w:t>
+      </w:r>
+    </w:p>
+    <w:p>
+      <w:r>
+        <w:t xml:space="preserve">🧠 Reasoning: Differences are 7, 9, 11 — consecutive odd numbers — so the next difference is 13 and the next term is 37 + 13 = 50.</w:t>
+      </w:r>
+    </w:p>
+    <w:p>
+      <w:r>
+        <w:t xml:space="preserve">❌ Why Not Other Options?</w:t>
+      </w:r>
+    </w:p>
+    <w:p>
+      <w:r>
+        <w:t xml:space="preserve">(a) — 46 would add 9 again, ignoring the growth.</w:t>
+      </w:r>
+    </w:p>
+    <w:p>
+      <w:r>
+        <w:t xml:space="preserve">(b) — 48 adds 11 — one step behind.</w:t>
+      </w:r>
+    </w:p>
+    <w:p>
+      <w:r>
+        <w:t xml:space="preserve">(d) — 52 adds 15 — skipping 13.</w:t>
+      </w:r>
+    </w:p>
+    <w:p>
+      <w:r>
+        <w:t xml:space="preserve">⚠️ Exam Trap: "Differences growing by 2 = add odd numbers" — write the differences down first; they reveal the pattern.</w:t>
+      </w:r>
+    </w:p>
+    <w:p>
+      <w:r>
+        <w:t xml:space="preserve">💎 PNC Pearl: "The gaps climb by odd numbers — 7, 9, 11, then 13."</w:t>
+      </w:r>
+    </w:p>
+    <w:p>
+      <w:r>
+        <w:t xml:space="preserve">Positive Marks: 1</w:t>
+      </w:r>
+    </w:p>
+    <w:p>
+      <w:r>
+        <w:t xml:space="preserve">Negative Marks: 0.25</w:t>
+      </w:r>
+    </w:p>
+    <w:p>
+      <w:r>
+        <w:t xml:space="preserve"/>
+      </w:r>
+    </w:p>
+    <w:p>
+      <w:r>
+        <w:t xml:space="preserve">Question: A man walks 5 km north and then 3 km south. How far is he from the starting point?</w:t>
+      </w:r>
+    </w:p>
+    <w:p>
+      <w:r>
+        <w:t xml:space="preserve">(a) 2 km north</w:t>
+      </w:r>
+    </w:p>
+    <w:p>
+      <w:r>
+        <w:t xml:space="preserve">(b) 8 km north</w:t>
+      </w:r>
+    </w:p>
+    <w:p>
+      <w:r>
+        <w:t xml:space="preserve">(c) 2 km south</w:t>
+      </w:r>
+    </w:p>
+    <w:p>
+      <w:r>
+        <w:t xml:space="preserve">(d) 8 km south</w:t>
+      </w:r>
+    </w:p>
+    <w:p>
+      <w:r>
+        <w:t xml:space="preserve">Answer: a</w:t>
+      </w:r>
+    </w:p>
+    <w:p>
+      <w:r>
+        <w:t xml:space="preserve">Solution: ✅ Correct Answer: a</w:t>
+      </w:r>
+    </w:p>
+    <w:p>
+      <w:r>
+        <w:t xml:space="preserve">🧠 Reasoning: The movements are opposite directions along the same line — net displacement = 5 − 3 = 2 km NORTH.</w:t>
+      </w:r>
+    </w:p>
+    <w:p>
+      <w:r>
+        <w:t xml:space="preserve">❌ Why Not Other Options?</w:t>
+      </w:r>
+    </w:p>
+    <w:p>
+      <w:r>
+        <w:t xml:space="preserve">(b) — 8 km adds instead of subtracting — that's total distance, not displacement.</w:t>
+      </w:r>
+    </w:p>
+    <w:p>
+      <w:r>
+        <w:t xml:space="preserve">(c) — 2 km south has the wrong direction.</w:t>
+      </w:r>
+    </w:p>
+    <w:p>
+      <w:r>
+        <w:t xml:space="preserve">(d) — 8 km south is both wrong in magnitude and direction.</w:t>
+      </w:r>
+    </w:p>
+    <w:p>
+      <w:r>
+        <w:t xml:space="preserve">⚠️ Exam Trap: "Opposite directions = subtract; same direction = add." Distance (8 km walked) ≠ displacement (2 km from start).</w:t>
+      </w:r>
+    </w:p>
+    <w:p>
+      <w:r>
+        <w:t xml:space="preserve">💎 PNC Pearl: "North then south cancel out — 5 minus 3 leaves 2 km north."</w:t>
+      </w:r>
+    </w:p>
+    <w:p>
+      <w:r>
+        <w:t xml:space="preserve">Positive Marks: 1</w:t>
+      </w:r>
+    </w:p>
+    <w:p>
+      <w:r>
+        <w:t xml:space="preserve">Negative Marks: 0.25</w:t>
+      </w:r>
+    </w:p>
+    <w:p>
+      <w:r>
+        <w:t xml:space="preserve"/>
+      </w:r>
+    </w:p>
+    <w:p>
+      <w:r>
+        <w:t xml:space="preserve">Question: The perimeter of a square with each side 6 cm is</w:t>
+      </w:r>
+    </w:p>
+    <w:p>
+      <w:r>
+        <w:t xml:space="preserve">(a) 12 cm</w:t>
+      </w:r>
+    </w:p>
+    <w:p>
+      <w:r>
+        <w:t xml:space="preserve">(b) 24 cm</w:t>
+      </w:r>
+    </w:p>
+    <w:p>
+      <w:r>
+        <w:t xml:space="preserve">(c) 36 cm</w:t>
+      </w:r>
+    </w:p>
+    <w:p>
+      <w:r>
+        <w:t xml:space="preserve">(d) 48 cm</w:t>
+      </w:r>
+    </w:p>
+    <w:p>
+      <w:r>
+        <w:t xml:space="preserve">Answer: b</w:t>
+      </w:r>
+    </w:p>
+    <w:p>
+      <w:r>
+        <w:t xml:space="preserve">Solution: ✅ Correct Answer: b</w:t>
+      </w:r>
+    </w:p>
+    <w:p>
+      <w:r>
+        <w:t xml:space="preserve">🧠 Reasoning: Perimeter of a square = 4 × side = 4 × 6 = 24 cm.</w:t>
+      </w:r>
+    </w:p>
+    <w:p>
+      <w:r>
+        <w:t xml:space="preserve">❌ Why Not Other Options?</w:t>
+      </w:r>
+    </w:p>
+    <w:p>
+      <w:r>
+        <w:t xml:space="preserve">(a) — 12 cm is 2 sides only.</w:t>
+      </w:r>
+    </w:p>
+    <w:p>
+      <w:r>
+        <w:t xml:space="preserve">(c) — 36 is the AREA (6 × 6) — the classic trap.</w:t>
+      </w:r>
+    </w:p>
+    <w:p>
+      <w:r>
+        <w:t xml:space="preserve">(d) — 48 cm has no basis.</w:t>
+      </w:r>
+    </w:p>
+    <w:p>
+      <w:r>
+        <w:t xml:space="preserve">⚠️ Exam Trap: "Perimeter = 4 × side (linear units); area = side × side (square units)" — keep the two formulas and their units separate.</w:t>
+      </w:r>
+    </w:p>
+    <w:p>
+      <w:r>
+        <w:t xml:space="preserve">💎 PNC Pearl: "Four sides of 6 make 24 around; 6 × 6 makes 36 inside — perimeter around, area inside."</w:t>
+      </w:r>
+    </w:p>
+    <w:p>
+      <w:r>
+        <w:t xml:space="preserve">Positive Marks: 1</w:t>
+      </w:r>
+    </w:p>
+    <w:p>
+      <w:r>
+        <w:t xml:space="preserve">Negative Marks: 0.25</w:t>
+      </w:r>
+    </w:p>
+    <w:p>
+      <w:r>
+        <w:t xml:space="preserve"/>
+      </w:r>
+    </w:p>
+    <w:p>
+      <w:r>
+        <w:t xml:space="preserve">Question: The full form of CPU is</w:t>
+      </w:r>
+    </w:p>
+    <w:p>
+      <w:r>
+        <w:t xml:space="preserve">(a) Central Processing Unit</w:t>
+      </w:r>
+    </w:p>
+    <w:p>
+      <w:r>
+        <w:t xml:space="preserve">(b) Computer Power Unit</w:t>
+      </w:r>
+    </w:p>
+    <w:p>
+      <w:r>
+        <w:t xml:space="preserve">(c) Central Program Utility</w:t>
+      </w:r>
+    </w:p>
+    <w:p>
+      <w:r>
+        <w:t xml:space="preserve">(d) Control Processing Unit</w:t>
+      </w:r>
+    </w:p>
+    <w:p>
+      <w:r>
+        <w:t xml:space="preserve">Answer: a</w:t>
+      </w:r>
+    </w:p>
+    <w:p>
+      <w:r>
+        <w:t xml:space="preserve">Solution: ✅ Correct Answer: a</w:t>
+      </w:r>
+    </w:p>
+    <w:p>
+      <w:r>
+        <w:t xml:space="preserve">🧠 Reasoning: CPU stands for Central Processing Unit — the component that executes instructions, called the brain of the computer.</w:t>
+      </w:r>
+    </w:p>
+    <w:p>
+      <w:r>
+        <w:t xml:space="preserve">❌ Why Not Other Options?</w:t>
+      </w:r>
+    </w:p>
+    <w:p>
+      <w:r>
+        <w:t xml:space="preserve">(b) — "Computer Power Unit" is an invented expansion.</w:t>
+      </w:r>
+    </w:p>
+    <w:p>
+      <w:r>
+        <w:t xml:space="preserve">(c) — "Central Program Utility" is invented.</w:t>
+      </w:r>
+    </w:p>
+    <w:p>
+      <w:r>
+        <w:t xml:space="preserve">(d) — "Control Processing Unit" is a common misremembering.</w:t>
+      </w:r>
+    </w:p>
+    <w:p>
+      <w:r>
+        <w:t xml:space="preserve">⚠️ Exam Trap: "CPU = Central Processing Unit = the brain" — pair the full form with its nickname and the question is solved.</w:t>
+      </w:r>
+    </w:p>
+    <w:p>
+      <w:r>
+        <w:t xml:space="preserve">💎 PNC Pearl: "The CPU is the brain that processes centrally — every instruction passes through it."</w:t>
+      </w:r>
+    </w:p>
+    <w:p>
+      <w:r>
+        <w:t xml:space="preserve">Positive Marks: 1</w:t>
+      </w:r>
+    </w:p>
+    <w:p>
+      <w:r>
+        <w:t xml:space="preserve">Negative Marks: 0.25</w:t>
+      </w:r>
+    </w:p>
+    <w:p>
+      <w:r>
+        <w:t xml:space="preserve"/>
+      </w:r>
+    </w:p>
+    <w:p>
+      <w:r>
+        <w:t xml:space="preserve">Question: Which key is used to delete the character to the left of the cursor?</w:t>
+      </w:r>
+    </w:p>
+    <w:p>
+      <w:r>
+        <w:t xml:space="preserve">(a) Backspace</w:t>
+      </w:r>
+    </w:p>
+    <w:p>
+      <w:r>
+        <w:t xml:space="preserve">(b) Delete</w:t>
+      </w:r>
+    </w:p>
+    <w:p>
+      <w:r>
+        <w:t xml:space="preserve">(c) Enter</w:t>
+      </w:r>
+    </w:p>
+    <w:p>
+      <w:r>
+        <w:t xml:space="preserve">(d) Shift</w:t>
+      </w:r>
+    </w:p>
+    <w:p>
+      <w:r>
+        <w:t xml:space="preserve">Answer: a</w:t>
+      </w:r>
+    </w:p>
+    <w:p>
+      <w:r>
+        <w:t xml:space="preserve">Solution: ✅ Correct Answer: a</w:t>
+      </w:r>
+    </w:p>
+    <w:p>
+      <w:r>
+        <w:t xml:space="preserve">🧠 Reasoning: Backspace deletes the character to the LEFT of the cursor.</w:t>
+      </w:r>
+    </w:p>
+    <w:p>
+      <w:r>
+        <w:t xml:space="preserve">❌ Why Not Other Options?</w:t>
+      </w:r>
+    </w:p>
+    <w:p>
+      <w:r>
+        <w:t xml:space="preserve">(b) — Delete removes the character to the RIGHT.</w:t>
+      </w:r>
+    </w:p>
+    <w:p>
+      <w:r>
+        <w:t xml:space="preserve">(c) — Enter makes a new line.</w:t>
+      </w:r>
+    </w:p>
+    <w:p>
+      <w:r>
+        <w:t xml:space="preserve">(d) — Shift is a modifier key.</w:t>
+      </w:r>
+    </w:p>
+    <w:p>
+      <w:r>
+        <w:t xml:space="preserve">⚠️ Exam Trap: "Backspace = backwards (left), Delete = forward (right)" — the direction pair is the exam distinction.</w:t>
+      </w:r>
+    </w:p>
+    <w:p>
+      <w:r>
+        <w:t xml:space="preserve">💎 PNC Pearl: "Backspace backs up to the left; Delete moves forward to the right."</w:t>
+      </w:r>
+    </w:p>
+    <w:p>
+      <w:r>
+        <w:t xml:space="preserve">Positive Marks: 1</w:t>
+      </w:r>
+    </w:p>
+    <w:p>
+      <w:r>
+        <w:t xml:space="preserve">Negative Marks: 0.25</w:t>
+      </w:r>
+    </w:p>
+    <w:p>
+      <w:r>
+        <w:t xml:space="preserve"/>
+      </w:r>
+    </w:p>
+    <w:p>
+      <w:r>
+        <w:t xml:space="preserve">Question: The word "E-mail" stands for</w:t>
+      </w:r>
+    </w:p>
+    <w:p>
+      <w:r>
+        <w:t xml:space="preserve">(a) Electronic mail</w:t>
+      </w:r>
+    </w:p>
+    <w:p>
+      <w:r>
+        <w:t xml:space="preserve">(b) Easy mail</w:t>
+      </w:r>
+    </w:p>
+    <w:p>
+      <w:r>
+        <w:t xml:space="preserve">(c) Express mail</w:t>
+      </w:r>
+    </w:p>
+    <w:p>
+      <w:r>
+        <w:t xml:space="preserve">(d) External mail</w:t>
+      </w:r>
+    </w:p>
+    <w:p>
+      <w:r>
+        <w:t xml:space="preserve">Answer: a</w:t>
+      </w:r>
+    </w:p>
+    <w:p>
+      <w:r>
+        <w:t xml:space="preserve">Solution: ✅ Correct Answer: a</w:t>
+      </w:r>
+    </w:p>
+    <w:p>
+      <w:r>
+        <w:t xml:space="preserve">🧠 Reasoning: E-mail (electronic mail) is the exchange of digital messages over a network.</w:t>
+      </w:r>
+    </w:p>
+    <w:p>
+      <w:r>
+        <w:t xml:space="preserve">❌ Why Not Other Options?</w:t>
+      </w:r>
+    </w:p>
+    <w:p>
+      <w:r>
+        <w:t xml:space="preserve">(b) — "Easy mail" is an invented expansion.</w:t>
+      </w:r>
+    </w:p>
+    <w:p>
+      <w:r>
+        <w:t xml:space="preserve">(c) — "Express mail" is a postal service concept.</w:t>
+      </w:r>
+    </w:p>
+    <w:p>
+      <w:r>
+        <w:t xml:space="preserve">(d) — "External mail" is invented.</w:t>
+      </w:r>
+    </w:p>
+    <w:p>
+      <w:r>
+        <w:t xml:space="preserve">⚠️ Exam Trap: "E-mail = electronic mail; an email address needs @ (e.g., nurse@example.com)" — the full form and the address format are standard computer-basics facts.</w:t>
+      </w:r>
+    </w:p>
+    <w:p>
+      <w:r>
+        <w:t xml:space="preserve">💎 PNC Pearl: "Electronic mail travels at light speed — the '@' is its postal stamp."</w:t>
+      </w:r>
+    </w:p>
+    <w:p>
+      <w:r>
+        <w:t xml:space="preserve">Positive Marks: 1</w:t>
+      </w:r>
+    </w:p>
+    <w:p>
+      <w:r>
+        <w:t xml:space="preserve">Negative Marks: 0.25</w:t>
       </w:r>
     </w:p>
     <w:sectPr>
       <w:pgSz w:w="12240" w:h="15840"/>
-      <w:pgMar w:top="864" w:right="1008" w:bottom="864" w:left="1008" w:header="720" w:footer="720" w:gutter="0"/>
+      <w:pgMar w:top="1440" w:right="1800" w:bottom="1440" w:left="1800" w:header="720" w:footer="720" w:gutter="0"/>
       <w:cols w:space="720"/>
       <w:docGrid w:linePitch="360"/>
     </w:sectPr>
@@ -2535,10 +2065,6 @@
     <w:name w:val="Normal"/>
     <w:qFormat/>
     <w:rsid w:val="00FC693F"/>
-    <w:rPr>
-      <w:rFonts w:ascii="Calibri" w:hAnsi="Calibri"/>
-      <w:sz w:val="22"/>
-    </w:rPr>
   </w:style>
   <w:style w:type="paragraph" w:styleId="Header">
     <w:name w:val="header"/>
